--- a/MODELO_TCC2025.docx
+++ b/MODELO_TCC2025.docx
@@ -1470,29 +1470,42 @@
             <w:pStyle w:val="984"/>
             <w:pBdr/>
             <w:tabs>
-              <w:tab w:val="left" w:leader="none" w:pos="660"/>
+              <w:tab w:val="left" w:leader="none" w:pos="567"/>
+              <w:tab w:val="clear" w:leader="none" w:pos="9062"/>
+              <w:tab w:val="right" w:leader="dot" w:pos="9071"/>
             </w:tabs>
             <w:spacing/>
             <w:ind/>
             <w:rPr>
-              <w:rFonts w:asciiTheme="minorHAnsi" w:hAnsiTheme="minorHAnsi" w:eastAsiaTheme="minorEastAsia" w:cstheme="minorBidi"/>
-              <w:sz w:val="22"/>
-              <w:szCs w:val="22"/>
+              <w:b/>
+              <w:bCs/>
             </w:rPr>
           </w:pPr>
           <w:r>
+            <w:rPr>
+              <w:b/>
+              <w:bCs/>
+            </w:rPr>
             <w:fldChar w:fldCharType="begin"/>
+            <w:instrText xml:space="preserve">TOC \o "1-3" \h \t "Heading 1;1;Heading 2;2;Heading 3;3" </w:instrText>
           </w:r>
           <w:r>
-            <w:instrText xml:space="preserve"> TOC \o "1-3" \h \z \u </w:instrText>
+            <w:rPr>
+              <w:b/>
+              <w:bCs/>
+            </w:rPr>
+            <w:fldChar w:fldCharType="separate"/>
           </w:r>
           <w:r>
-            <w:fldChar w:fldCharType="separate"/>
+            <w:rPr>
+              <w:b/>
+              <w:bCs/>
+            </w:rPr>
           </w:r>
-          <w:hyperlink w:tooltip="#_Toc239322483" w:anchor="_Toc239322483" w:history="1">
+          <w:hyperlink w:tooltip="#_Toc239322493" w:anchor="_Toc239322493" w:history="1">
             <w:r>
               <w:rPr>
-                <w:rStyle w:val="967"/>
+                <w:rFonts w:ascii="Arial" w:hAnsi="Arial" w:eastAsia="Arial" w:cs="Arial"/>
                 <w:b/>
                 <w:bCs/>
               </w:rPr>
@@ -1500,11 +1513,17 @@
             </w:r>
             <w:r>
               <w:rPr>
-                <w:rFonts w:asciiTheme="minorHAnsi" w:hAnsiTheme="minorHAnsi" w:eastAsiaTheme="minorEastAsia" w:cstheme="minorBidi"/>
-                <w:sz w:val="22"/>
-                <w:szCs w:val="22"/>
+                <w:b/>
+                <w:bCs/>
               </w:rPr>
               <w:tab/>
+            </w:r>
+            <w:r>
+              <w:rPr>
+                <w:rStyle w:val="967"/>
+                <w:b/>
+                <w:bCs/>
+              </w:rPr>
             </w:r>
             <w:r>
               <w:rPr>
@@ -1515,36 +1534,41 @@
               <w:t xml:space="preserve">INTRODUÇÃO</w:t>
             </w:r>
             <w:r>
+              <w:rPr>
+                <w:rStyle w:val="967"/>
+                <w:b/>
+                <w:bCs/>
+              </w:rPr>
+            </w:r>
+            <w:r>
+              <w:rPr>
+                <w:b w:val="0"/>
+                <w:bCs w:val="0"/>
+              </w:rPr>
               <w:tab/>
             </w:r>
             <w:r>
+              <w:rPr>
+                <w:b w:val="0"/>
+                <w:bCs w:val="0"/>
+              </w:rPr>
               <w:fldChar w:fldCharType="begin"/>
-            </w:r>
-            <w:r>
-              <w:instrText xml:space="preserve"> PAGEREF _Toc239322483 \h </w:instrText>
-            </w:r>
-            <w:r>
+              <w:instrText xml:space="preserve">PAGEREF _Toc239322493 \h</w:instrText>
               <w:fldChar w:fldCharType="separate"/>
-            </w:r>
-            <w:r>
               <w:t xml:space="preserve">4</w:t>
-            </w:r>
-            <w:r>
               <w:fldChar w:fldCharType="end"/>
             </w:r>
           </w:hyperlink>
           <w:r>
             <w:rPr>
-              <w:rFonts w:asciiTheme="minorHAnsi" w:hAnsiTheme="minorHAnsi" w:eastAsiaTheme="minorEastAsia" w:cstheme="minorBidi"/>
-              <w:sz w:val="22"/>
-              <w:szCs w:val="22"/>
+              <w:b w:val="0"/>
+              <w:bCs w:val="0"/>
             </w:rPr>
           </w:r>
           <w:r>
             <w:rPr>
-              <w:rFonts w:asciiTheme="minorHAnsi" w:hAnsiTheme="minorHAnsi" w:eastAsiaTheme="minorEastAsia" w:cstheme="minorBidi"/>
-              <w:sz w:val="22"/>
-              <w:szCs w:val="22"/>
+              <w:b/>
+              <w:bCs/>
             </w:rPr>
           </w:r>
         </w:p>
@@ -1553,31 +1577,29 @@
             <w:pStyle w:val="969"/>
             <w:pBdr/>
             <w:tabs>
-              <w:tab w:val="left" w:leader="none" w:pos="880"/>
-              <w:tab w:val="right" w:leader="dot" w:pos="9061"/>
+              <w:tab w:val="left" w:leader="none" w:pos="850"/>
+              <w:tab w:val="left" w:leader="none" w:pos="1134"/>
+              <w:tab w:val="right" w:leader="dot" w:pos="9071"/>
             </w:tabs>
             <w:spacing/>
             <w:ind/>
             <w:rPr>
-              <w:rFonts w:asciiTheme="minorHAnsi" w:hAnsiTheme="minorHAnsi" w:eastAsiaTheme="minorEastAsia" w:cstheme="minorBidi"/>
-              <w:sz w:val="22"/>
-              <w:szCs w:val="22"/>
+              <w:b/>
             </w:rPr>
           </w:pPr>
-          <w:r/>
-          <w:hyperlink w:tooltip="#_Toc239322484" w:anchor="_Toc239322484" w:history="1">
+          <w:hyperlink w:tooltip="#_Toc239322494" w:anchor="_Toc239322494" w:history="1">
             <w:r>
               <w:rPr>
-                <w:rStyle w:val="967"/>
+                <w:rFonts w:ascii="Arial" w:hAnsi="Arial" w:eastAsia="Arial" w:cs="Arial"/>
                 <w:b/>
+                <w:bCs/>
               </w:rPr>
               <w:t xml:space="preserve">1.1.</w:t>
             </w:r>
             <w:r>
               <w:rPr>
-                <w:rFonts w:asciiTheme="minorHAnsi" w:hAnsiTheme="minorHAnsi" w:eastAsiaTheme="minorEastAsia" w:cstheme="minorBidi"/>
-                <w:sz w:val="22"/>
-                <w:szCs w:val="22"/>
+                <w:b/>
+                <w:bCs/>
               </w:rPr>
               <w:tab/>
             </w:r>
@@ -1585,40 +1607,51 @@
               <w:rPr>
                 <w:rStyle w:val="967"/>
                 <w:b/>
+                <w:bCs/>
+              </w:rPr>
+            </w:r>
+            <w:r>
+              <w:rPr>
+                <w:rStyle w:val="967"/>
+                <w:b/>
+                <w:bCs/>
               </w:rPr>
               <w:t xml:space="preserve">Problema</w:t>
             </w:r>
             <w:r>
+              <w:rPr>
+                <w:rStyle w:val="967"/>
+                <w:b/>
+                <w:bCs/>
+              </w:rPr>
+            </w:r>
+            <w:r>
+              <w:rPr>
+                <w:b/>
+                <w:bCs/>
+              </w:rPr>
               <w:tab/>
             </w:r>
             <w:r>
+              <w:rPr>
+                <w:b w:val="0"/>
+                <w:bCs w:val="0"/>
+              </w:rPr>
               <w:fldChar w:fldCharType="begin"/>
-            </w:r>
-            <w:r>
-              <w:instrText xml:space="preserve"> PAGEREF _Toc239322484 \h </w:instrText>
-            </w:r>
-            <w:r>
+              <w:instrText xml:space="preserve">PAGEREF _Toc239322494 \h</w:instrText>
               <w:fldChar w:fldCharType="separate"/>
-            </w:r>
-            <w:r>
               <w:t xml:space="preserve">4</w:t>
-            </w:r>
-            <w:r>
               <w:fldChar w:fldCharType="end"/>
             </w:r>
           </w:hyperlink>
           <w:r>
             <w:rPr>
-              <w:rFonts w:asciiTheme="minorHAnsi" w:hAnsiTheme="minorHAnsi" w:eastAsiaTheme="minorEastAsia" w:cstheme="minorBidi"/>
-              <w:sz w:val="22"/>
-              <w:szCs w:val="22"/>
+              <w:b/>
             </w:rPr>
           </w:r>
           <w:r>
             <w:rPr>
-              <w:rFonts w:asciiTheme="minorHAnsi" w:hAnsiTheme="minorHAnsi" w:eastAsiaTheme="minorEastAsia" w:cstheme="minorBidi"/>
-              <w:sz w:val="22"/>
-              <w:szCs w:val="22"/>
+              <w:b/>
             </w:rPr>
           </w:r>
         </w:p>
@@ -1627,31 +1660,31 @@
             <w:pStyle w:val="969"/>
             <w:pBdr/>
             <w:tabs>
-              <w:tab w:val="left" w:leader="none" w:pos="880"/>
-              <w:tab w:val="right" w:leader="dot" w:pos="9061"/>
+              <w:tab w:val="left" w:leader="none" w:pos="850"/>
+              <w:tab w:val="left" w:leader="none" w:pos="1134"/>
+              <w:tab w:val="right" w:leader="dot" w:pos="9071"/>
             </w:tabs>
             <w:spacing/>
             <w:ind/>
             <w:rPr>
-              <w:rFonts w:asciiTheme="minorHAnsi" w:hAnsiTheme="minorHAnsi" w:eastAsiaTheme="minorEastAsia" w:cstheme="minorBidi"/>
-              <w:sz w:val="22"/>
-              <w:szCs w:val="22"/>
+              <w:b w:val="0"/>
+              <w:bCs w:val="0"/>
             </w:rPr>
           </w:pPr>
           <w:r/>
-          <w:hyperlink w:tooltip="#_Toc239322485" w:anchor="_Toc239322485" w:history="1">
+          <w:hyperlink w:tooltip="#_Toc239322495" w:anchor="_Toc239322495" w:history="1">
             <w:r>
               <w:rPr>
-                <w:rStyle w:val="967"/>
+                <w:rFonts w:ascii="Arial" w:hAnsi="Arial" w:eastAsia="Arial" w:cs="Arial"/>
                 <w:b/>
+                <w:bCs/>
               </w:rPr>
               <w:t xml:space="preserve">1.2.</w:t>
             </w:r>
             <w:r>
               <w:rPr>
-                <w:rFonts w:asciiTheme="minorHAnsi" w:hAnsiTheme="minorHAnsi" w:eastAsiaTheme="minorEastAsia" w:cstheme="minorBidi"/>
-                <w:sz w:val="22"/>
-                <w:szCs w:val="22"/>
+                <w:b/>
+                <w:bCs/>
               </w:rPr>
               <w:tab/>
             </w:r>
@@ -1659,40 +1692,53 @@
               <w:rPr>
                 <w:rStyle w:val="967"/>
                 <w:b/>
+                <w:bCs/>
+              </w:rPr>
+            </w:r>
+            <w:r>
+              <w:rPr>
+                <w:rStyle w:val="967"/>
+                <w:b/>
+                <w:bCs/>
               </w:rPr>
               <w:t xml:space="preserve">Justificativa</w:t>
             </w:r>
             <w:r>
+              <w:rPr>
+                <w:rStyle w:val="967"/>
+                <w:b/>
+                <w:bCs/>
+              </w:rPr>
+            </w:r>
+            <w:r>
+              <w:rPr>
+                <w:b/>
+                <w:bCs/>
+              </w:rPr>
               <w:tab/>
             </w:r>
             <w:r>
+              <w:rPr>
+                <w:b w:val="0"/>
+                <w:bCs w:val="0"/>
+              </w:rPr>
               <w:fldChar w:fldCharType="begin"/>
-            </w:r>
-            <w:r>
-              <w:instrText xml:space="preserve"> PAGEREF _Toc239322485 \h </w:instrText>
-            </w:r>
-            <w:r>
+              <w:instrText xml:space="preserve">PAGEREF _Toc239322495 \h</w:instrText>
               <w:fldChar w:fldCharType="separate"/>
-            </w:r>
-            <w:r>
               <w:t xml:space="preserve">5</w:t>
-            </w:r>
-            <w:r>
               <w:fldChar w:fldCharType="end"/>
             </w:r>
           </w:hyperlink>
           <w:r>
             <w:rPr>
-              <w:rFonts w:asciiTheme="minorHAnsi" w:hAnsiTheme="minorHAnsi" w:eastAsiaTheme="minorEastAsia" w:cstheme="minorBidi"/>
-              <w:sz w:val="22"/>
-              <w:szCs w:val="22"/>
+              <w:b w:val="0"/>
+              <w:bCs w:val="0"/>
             </w:rPr>
           </w:r>
           <w:r>
             <w:rPr>
-              <w:rFonts w:asciiTheme="minorHAnsi" w:hAnsiTheme="minorHAnsi" w:eastAsiaTheme="minorEastAsia" w:cstheme="minorBidi"/>
-              <w:sz w:val="22"/>
-              <w:szCs w:val="22"/>
+              <w:b w:val="0"/>
+              <w:bCs w:val="0"/>
             </w:rPr>
           </w:r>
         </w:p>
@@ -1701,31 +1747,29 @@
             <w:pStyle w:val="969"/>
             <w:pBdr/>
             <w:tabs>
-              <w:tab w:val="left" w:leader="none" w:pos="880"/>
-              <w:tab w:val="right" w:leader="dot" w:pos="9061"/>
+              <w:tab w:val="left" w:leader="none" w:pos="850"/>
+              <w:tab w:val="left" w:leader="none" w:pos="1134"/>
+              <w:tab w:val="right" w:leader="dot" w:pos="9071"/>
             </w:tabs>
             <w:spacing/>
             <w:ind/>
             <w:rPr>
-              <w:rFonts w:asciiTheme="minorHAnsi" w:hAnsiTheme="minorHAnsi" w:eastAsiaTheme="minorEastAsia" w:cstheme="minorBidi"/>
-              <w:sz w:val="22"/>
-              <w:szCs w:val="22"/>
+              <w:b/>
             </w:rPr>
           </w:pPr>
-          <w:r/>
-          <w:hyperlink w:tooltip="#_Toc239322486" w:anchor="_Toc239322486" w:history="1">
+          <w:hyperlink w:tooltip="#_Toc239322496" w:anchor="_Toc239322496" w:history="1">
             <w:r>
               <w:rPr>
-                <w:rStyle w:val="967"/>
+                <w:rFonts w:ascii="Arial" w:hAnsi="Arial" w:eastAsia="Arial" w:cs="Arial"/>
                 <w:b/>
+                <w:bCs/>
               </w:rPr>
               <w:t xml:space="preserve">1.3.</w:t>
             </w:r>
             <w:r>
               <w:rPr>
-                <w:rFonts w:asciiTheme="minorHAnsi" w:hAnsiTheme="minorHAnsi" w:eastAsiaTheme="minorEastAsia" w:cstheme="minorBidi"/>
-                <w:sz w:val="22"/>
-                <w:szCs w:val="22"/>
+                <w:b/>
+                <w:bCs/>
               </w:rPr>
               <w:tab/>
             </w:r>
@@ -1733,40 +1777,51 @@
               <w:rPr>
                 <w:rStyle w:val="967"/>
                 <w:b/>
+                <w:bCs/>
+              </w:rPr>
+            </w:r>
+            <w:r>
+              <w:rPr>
+                <w:rStyle w:val="967"/>
+                <w:b/>
+                <w:bCs/>
               </w:rPr>
               <w:t xml:space="preserve">Metodologia</w:t>
             </w:r>
             <w:r>
+              <w:rPr>
+                <w:rStyle w:val="967"/>
+                <w:b/>
+                <w:bCs/>
+              </w:rPr>
+            </w:r>
+            <w:r>
+              <w:rPr>
+                <w:b/>
+                <w:bCs/>
+              </w:rPr>
               <w:tab/>
             </w:r>
             <w:r>
+              <w:rPr>
+                <w:b w:val="0"/>
+                <w:bCs w:val="0"/>
+              </w:rPr>
               <w:fldChar w:fldCharType="begin"/>
-            </w:r>
-            <w:r>
-              <w:instrText xml:space="preserve"> PAGEREF _Toc239322486 \h </w:instrText>
-            </w:r>
-            <w:r>
+              <w:instrText xml:space="preserve">PAGEREF _Toc239322496 \h</w:instrText>
               <w:fldChar w:fldCharType="separate"/>
-            </w:r>
-            <w:r>
               <w:t xml:space="preserve">6</w:t>
-            </w:r>
-            <w:r>
               <w:fldChar w:fldCharType="end"/>
             </w:r>
           </w:hyperlink>
           <w:r>
             <w:rPr>
-              <w:rFonts w:asciiTheme="minorHAnsi" w:hAnsiTheme="minorHAnsi" w:eastAsiaTheme="minorEastAsia" w:cstheme="minorBidi"/>
-              <w:sz w:val="22"/>
-              <w:szCs w:val="22"/>
+              <w:b/>
             </w:rPr>
           </w:r>
           <w:r>
             <w:rPr>
-              <w:rFonts w:asciiTheme="minorHAnsi" w:hAnsiTheme="minorHAnsi" w:eastAsiaTheme="minorEastAsia" w:cstheme="minorBidi"/>
-              <w:sz w:val="22"/>
-              <w:szCs w:val="22"/>
+              <w:b/>
             </w:rPr>
           </w:r>
         </w:p>
@@ -1775,31 +1830,29 @@
             <w:pStyle w:val="969"/>
             <w:pBdr/>
             <w:tabs>
-              <w:tab w:val="left" w:leader="none" w:pos="880"/>
-              <w:tab w:val="right" w:leader="dot" w:pos="9061"/>
+              <w:tab w:val="left" w:leader="none" w:pos="850"/>
+              <w:tab w:val="left" w:leader="none" w:pos="1134"/>
+              <w:tab w:val="right" w:leader="dot" w:pos="9071"/>
             </w:tabs>
             <w:spacing/>
             <w:ind/>
             <w:rPr>
-              <w:rFonts w:asciiTheme="minorHAnsi" w:hAnsiTheme="minorHAnsi" w:eastAsiaTheme="minorEastAsia" w:cstheme="minorBidi"/>
-              <w:sz w:val="22"/>
-              <w:szCs w:val="22"/>
+              <w:b/>
             </w:rPr>
           </w:pPr>
-          <w:r/>
-          <w:hyperlink w:tooltip="#_Toc239322487" w:anchor="_Toc239322487" w:history="1">
+          <w:hyperlink w:tooltip="#_Toc239322497" w:anchor="_Toc239322497" w:history="1">
             <w:r>
               <w:rPr>
-                <w:rStyle w:val="967"/>
+                <w:rFonts w:ascii="Arial" w:hAnsi="Arial" w:eastAsia="Arial" w:cs="Arial"/>
                 <w:b/>
+                <w:bCs/>
               </w:rPr>
               <w:t xml:space="preserve">1.4.</w:t>
             </w:r>
             <w:r>
               <w:rPr>
-                <w:rFonts w:asciiTheme="minorHAnsi" w:hAnsiTheme="minorHAnsi" w:eastAsiaTheme="minorEastAsia" w:cstheme="minorBidi"/>
-                <w:sz w:val="22"/>
-                <w:szCs w:val="22"/>
+                <w:b/>
+                <w:bCs/>
               </w:rPr>
               <w:tab/>
             </w:r>
@@ -1807,40 +1860,52 @@
               <w:rPr>
                 <w:rStyle w:val="967"/>
                 <w:b/>
+                <w:bCs/>
+              </w:rPr>
+            </w:r>
+            <w:r>
+              <w:rPr>
+                <w:rStyle w:val="967"/>
+                <w:b/>
+                <w:bCs/>
               </w:rPr>
               <w:t xml:space="preserve">Objetivos</w:t>
             </w:r>
             <w:r>
+              <w:rPr>
+                <w:rStyle w:val="967"/>
+                <w:b/>
+                <w:bCs/>
+              </w:rPr>
+            </w:r>
+            <w:r>
+              <w:rPr>
+                <w:b/>
+                <w:bCs/>
+              </w:rPr>
               <w:tab/>
             </w:r>
             <w:r>
+              <w:rPr>
+                <w:b w:val="0"/>
+                <w:bCs w:val="0"/>
+              </w:rPr>
               <w:fldChar w:fldCharType="begin"/>
-            </w:r>
-            <w:r>
-              <w:instrText xml:space="preserve"> PAGEREF _Toc239322487 \h </w:instrText>
-            </w:r>
-            <w:r>
+              <w:instrText xml:space="preserve">PAGEREF _Toc239322497 \h</w:instrText>
               <w:fldChar w:fldCharType="separate"/>
-            </w:r>
-            <w:r>
               <w:t xml:space="preserve">7</w:t>
-            </w:r>
-            <w:r>
               <w:fldChar w:fldCharType="end"/>
             </w:r>
           </w:hyperlink>
           <w:r>
             <w:rPr>
-              <w:rFonts w:asciiTheme="minorHAnsi" w:hAnsiTheme="minorHAnsi" w:eastAsiaTheme="minorEastAsia" w:cstheme="minorBidi"/>
-              <w:sz w:val="22"/>
-              <w:szCs w:val="22"/>
+              <w:b w:val="0"/>
+              <w:bCs w:val="0"/>
             </w:rPr>
           </w:r>
           <w:r>
             <w:rPr>
-              <w:rFonts w:asciiTheme="minorHAnsi" w:hAnsiTheme="minorHAnsi" w:eastAsiaTheme="minorEastAsia" w:cstheme="minorBidi"/>
-              <w:sz w:val="22"/>
-              <w:szCs w:val="22"/>
+              <w:b/>
             </w:rPr>
           </w:r>
         </w:p>
@@ -1849,31 +1914,28 @@
             <w:pStyle w:val="969"/>
             <w:pBdr/>
             <w:tabs>
-              <w:tab w:val="left" w:leader="none" w:pos="1100"/>
-              <w:tab w:val="right" w:leader="dot" w:pos="9061"/>
+              <w:tab w:val="left" w:leader="none" w:pos="1134"/>
+              <w:tab w:val="right" w:leader="dot" w:pos="9071"/>
             </w:tabs>
             <w:spacing/>
             <w:ind/>
             <w:rPr>
-              <w:rFonts w:asciiTheme="minorHAnsi" w:hAnsiTheme="minorHAnsi" w:eastAsiaTheme="minorEastAsia" w:cstheme="minorBidi"/>
-              <w:sz w:val="22"/>
-              <w:szCs w:val="22"/>
+              <w:b/>
             </w:rPr>
           </w:pPr>
-          <w:r/>
-          <w:hyperlink w:tooltip="#_Toc239322488" w:anchor="_Toc239322488" w:history="1">
+          <w:hyperlink w:tooltip="#_Toc239322498" w:anchor="_Toc239322498" w:history="1">
             <w:r>
               <w:rPr>
-                <w:rStyle w:val="967"/>
+                <w:rFonts w:ascii="Arial" w:hAnsi="Arial" w:eastAsia="Arial" w:cs="Arial"/>
                 <w:b/>
+                <w:bCs/>
               </w:rPr>
               <w:t xml:space="preserve">1.4.1.</w:t>
             </w:r>
             <w:r>
               <w:rPr>
-                <w:rFonts w:asciiTheme="minorHAnsi" w:hAnsiTheme="minorHAnsi" w:eastAsiaTheme="minorEastAsia" w:cstheme="minorBidi"/>
-                <w:sz w:val="22"/>
-                <w:szCs w:val="22"/>
+                <w:b/>
+                <w:bCs/>
               </w:rPr>
               <w:tab/>
             </w:r>
@@ -1881,40 +1943,51 @@
               <w:rPr>
                 <w:rStyle w:val="967"/>
                 <w:b/>
+                <w:bCs/>
+              </w:rPr>
+            </w:r>
+            <w:r>
+              <w:rPr>
+                <w:rStyle w:val="967"/>
+                <w:b/>
+                <w:bCs/>
               </w:rPr>
               <w:t xml:space="preserve">Geral</w:t>
             </w:r>
             <w:r>
+              <w:rPr>
+                <w:rStyle w:val="967"/>
+                <w:b/>
+                <w:bCs/>
+              </w:rPr>
+            </w:r>
+            <w:r>
+              <w:rPr>
+                <w:b/>
+                <w:bCs/>
+              </w:rPr>
               <w:tab/>
             </w:r>
             <w:r>
+              <w:rPr>
+                <w:b w:val="0"/>
+                <w:bCs w:val="0"/>
+              </w:rPr>
               <w:fldChar w:fldCharType="begin"/>
-            </w:r>
-            <w:r>
-              <w:instrText xml:space="preserve"> PAGEREF _Toc239322488 \h </w:instrText>
-            </w:r>
-            <w:r>
+              <w:instrText xml:space="preserve">PAGEREF _Toc239322498 \h</w:instrText>
               <w:fldChar w:fldCharType="separate"/>
-            </w:r>
-            <w:r>
               <w:t xml:space="preserve">7</w:t>
-            </w:r>
-            <w:r>
               <w:fldChar w:fldCharType="end"/>
             </w:r>
           </w:hyperlink>
           <w:r>
             <w:rPr>
-              <w:rFonts w:asciiTheme="minorHAnsi" w:hAnsiTheme="minorHAnsi" w:eastAsiaTheme="minorEastAsia" w:cstheme="minorBidi"/>
-              <w:sz w:val="22"/>
-              <w:szCs w:val="22"/>
+              <w:b/>
             </w:rPr>
           </w:r>
           <w:r>
             <w:rPr>
-              <w:rFonts w:asciiTheme="minorHAnsi" w:hAnsiTheme="minorHAnsi" w:eastAsiaTheme="minorEastAsia" w:cstheme="minorBidi"/>
-              <w:sz w:val="22"/>
-              <w:szCs w:val="22"/>
+              <w:b/>
             </w:rPr>
           </w:r>
         </w:p>
@@ -1923,31 +1996,28 @@
             <w:pStyle w:val="969"/>
             <w:pBdr/>
             <w:tabs>
-              <w:tab w:val="left" w:leader="none" w:pos="1100"/>
-              <w:tab w:val="right" w:leader="dot" w:pos="9061"/>
+              <w:tab w:val="left" w:leader="none" w:pos="1134"/>
+              <w:tab w:val="right" w:leader="dot" w:pos="9071"/>
             </w:tabs>
             <w:spacing/>
             <w:ind/>
             <w:rPr>
-              <w:rFonts w:asciiTheme="minorHAnsi" w:hAnsiTheme="minorHAnsi" w:eastAsiaTheme="minorEastAsia" w:cstheme="minorBidi"/>
-              <w:sz w:val="22"/>
-              <w:szCs w:val="22"/>
+              <w:b/>
             </w:rPr>
           </w:pPr>
-          <w:r/>
-          <w:hyperlink w:tooltip="#_Toc239322489" w:anchor="_Toc239322489" w:history="1">
+          <w:hyperlink w:tooltip="#_Toc239322499" w:anchor="_Toc239322499" w:history="1">
             <w:r>
               <w:rPr>
-                <w:rStyle w:val="967"/>
+                <w:rFonts w:ascii="Arial" w:hAnsi="Arial" w:eastAsia="Arial" w:cs="Arial"/>
                 <w:b/>
+                <w:bCs/>
               </w:rPr>
               <w:t xml:space="preserve">1.4.2.</w:t>
             </w:r>
             <w:r>
               <w:rPr>
-                <w:rFonts w:asciiTheme="minorHAnsi" w:hAnsiTheme="minorHAnsi" w:eastAsiaTheme="minorEastAsia" w:cstheme="minorBidi"/>
-                <w:sz w:val="22"/>
-                <w:szCs w:val="22"/>
+                <w:b/>
+                <w:bCs/>
               </w:rPr>
               <w:tab/>
             </w:r>
@@ -1955,40 +2025,51 @@
               <w:rPr>
                 <w:rStyle w:val="967"/>
                 <w:b/>
+                <w:bCs/>
+              </w:rPr>
+            </w:r>
+            <w:r>
+              <w:rPr>
+                <w:rStyle w:val="967"/>
+                <w:b/>
+                <w:bCs/>
               </w:rPr>
               <w:t xml:space="preserve">Específicos</w:t>
             </w:r>
             <w:r>
+              <w:rPr>
+                <w:rStyle w:val="967"/>
+                <w:b/>
+                <w:bCs/>
+              </w:rPr>
+            </w:r>
+            <w:r>
+              <w:rPr>
+                <w:b/>
+                <w:bCs/>
+              </w:rPr>
               <w:tab/>
             </w:r>
             <w:r>
+              <w:rPr>
+                <w:b w:val="0"/>
+                <w:bCs w:val="0"/>
+              </w:rPr>
               <w:fldChar w:fldCharType="begin"/>
-            </w:r>
-            <w:r>
-              <w:instrText xml:space="preserve"> PAGEREF _Toc239322489 \h </w:instrText>
-            </w:r>
-            <w:r>
+              <w:instrText xml:space="preserve">PAGEREF _Toc239322499 \h</w:instrText>
               <w:fldChar w:fldCharType="separate"/>
-            </w:r>
-            <w:r>
               <w:t xml:space="preserve">7</w:t>
-            </w:r>
-            <w:r>
               <w:fldChar w:fldCharType="end"/>
             </w:r>
           </w:hyperlink>
           <w:r>
             <w:rPr>
-              <w:rFonts w:asciiTheme="minorHAnsi" w:hAnsiTheme="minorHAnsi" w:eastAsiaTheme="minorEastAsia" w:cstheme="minorBidi"/>
-              <w:sz w:val="22"/>
-              <w:szCs w:val="22"/>
+              <w:b/>
             </w:rPr>
           </w:r>
           <w:r>
             <w:rPr>
-              <w:rFonts w:asciiTheme="minorHAnsi" w:hAnsiTheme="minorHAnsi" w:eastAsiaTheme="minorEastAsia" w:cstheme="minorBidi"/>
-              <w:sz w:val="22"/>
-              <w:szCs w:val="22"/>
+              <w:b/>
             </w:rPr>
           </w:r>
         </w:p>
@@ -1997,22 +2078,20 @@
             <w:pStyle w:val="969"/>
             <w:pBdr/>
             <w:tabs>
-              <w:tab w:val="left" w:leader="none" w:pos="880"/>
-              <w:tab w:val="right" w:leader="dot" w:pos="9061"/>
+              <w:tab w:val="left" w:leader="none" w:pos="850"/>
+              <w:tab w:val="right" w:leader="dot" w:pos="9071"/>
             </w:tabs>
             <w:spacing/>
             <w:ind/>
             <w:rPr>
-              <w:rFonts w:asciiTheme="minorHAnsi" w:hAnsiTheme="minorHAnsi" w:eastAsiaTheme="minorEastAsia" w:cstheme="minorBidi"/>
-              <w:sz w:val="22"/>
-              <w:szCs w:val="22"/>
+              <w:b/>
+              <w:bCs/>
             </w:rPr>
           </w:pPr>
-          <w:r/>
-          <w:hyperlink w:tooltip="#_Toc239322490" w:anchor="_Toc239322490" w:history="1">
+          <w:hyperlink w:tooltip="#_Toc239322500" w:anchor="_Toc239322500" w:history="1">
             <w:r>
               <w:rPr>
-                <w:rStyle w:val="967"/>
+                <w:rFonts w:ascii="Arial" w:hAnsi="Arial" w:eastAsia="Arial" w:cs="Arial"/>
                 <w:b/>
                 <w:bCs/>
               </w:rPr>
@@ -2020,9 +2099,8 @@
             </w:r>
             <w:r>
               <w:rPr>
-                <w:rFonts w:asciiTheme="minorHAnsi" w:hAnsiTheme="minorHAnsi" w:eastAsiaTheme="minorEastAsia" w:cstheme="minorBidi"/>
-                <w:sz w:val="22"/>
-                <w:szCs w:val="22"/>
+                <w:b/>
+                <w:bCs/>
               </w:rPr>
               <w:tab/>
             </w:r>
@@ -2030,40 +2108,53 @@
               <w:rPr>
                 <w:rStyle w:val="967"/>
                 <w:b/>
+                <w:bCs/>
+              </w:rPr>
+            </w:r>
+            <w:r>
+              <w:rPr>
+                <w:rStyle w:val="967"/>
+                <w:b/>
+                <w:bCs/>
               </w:rPr>
               <w:t xml:space="preserve">Hipóteses</w:t>
             </w:r>
             <w:r>
+              <w:rPr>
+                <w:rStyle w:val="967"/>
+                <w:b/>
+                <w:bCs/>
+              </w:rPr>
+            </w:r>
+            <w:r>
+              <w:rPr>
+                <w:b/>
+                <w:bCs/>
+              </w:rPr>
               <w:tab/>
             </w:r>
             <w:r>
+              <w:rPr>
+                <w:b w:val="0"/>
+                <w:bCs w:val="0"/>
+              </w:rPr>
               <w:fldChar w:fldCharType="begin"/>
-            </w:r>
-            <w:r>
-              <w:instrText xml:space="preserve"> PAGEREF _Toc239322490 \h </w:instrText>
-            </w:r>
-            <w:r>
+              <w:instrText xml:space="preserve">PAGEREF _Toc239322500 \h</w:instrText>
               <w:fldChar w:fldCharType="separate"/>
-            </w:r>
-            <w:r>
-              <w:t xml:space="preserve">7</w:t>
-            </w:r>
-            <w:r>
+              <w:t xml:space="preserve">8</w:t>
               <w:fldChar w:fldCharType="end"/>
             </w:r>
           </w:hyperlink>
           <w:r>
             <w:rPr>
-              <w:rFonts w:asciiTheme="minorHAnsi" w:hAnsiTheme="minorHAnsi" w:eastAsiaTheme="minorEastAsia" w:cstheme="minorBidi"/>
-              <w:sz w:val="22"/>
-              <w:szCs w:val="22"/>
+              <w:b/>
+              <w:bCs/>
             </w:rPr>
           </w:r>
           <w:r>
             <w:rPr>
-              <w:rFonts w:asciiTheme="minorHAnsi" w:hAnsiTheme="minorHAnsi" w:eastAsiaTheme="minorEastAsia" w:cstheme="minorBidi"/>
-              <w:sz w:val="22"/>
-              <w:szCs w:val="22"/>
+              <w:b/>
+              <w:bCs/>
             </w:rPr>
           </w:r>
         </w:p>
@@ -2072,30 +2163,29 @@
             <w:pStyle w:val="984"/>
             <w:pBdr/>
             <w:tabs>
-              <w:tab w:val="left" w:leader="none" w:pos="660"/>
+              <w:tab w:val="left" w:leader="none" w:pos="567"/>
+              <w:tab w:val="clear" w:leader="none" w:pos="9062"/>
+              <w:tab w:val="right" w:leader="dot" w:pos="9071"/>
             </w:tabs>
             <w:spacing/>
             <w:ind/>
             <w:rPr>
-              <w:rFonts w:asciiTheme="minorHAnsi" w:hAnsiTheme="minorHAnsi" w:eastAsiaTheme="minorEastAsia" w:cstheme="minorBidi"/>
-              <w:sz w:val="22"/>
-              <w:szCs w:val="22"/>
+              <w:b/>
             </w:rPr>
           </w:pPr>
-          <w:r/>
-          <w:hyperlink w:tooltip="#_Toc239322491" w:anchor="_Toc239322491" w:history="1">
+          <w:hyperlink w:tooltip="#_Toc239322501" w:anchor="_Toc239322501" w:history="1">
             <w:r>
               <w:rPr>
-                <w:rStyle w:val="967"/>
+                <w:rFonts w:ascii="Arial" w:hAnsi="Arial" w:eastAsia="Arial" w:cs="Arial"/>
                 <w:b/>
+                <w:bCs/>
               </w:rPr>
               <w:t xml:space="preserve">2.</w:t>
             </w:r>
             <w:r>
               <w:rPr>
-                <w:rFonts w:asciiTheme="minorHAnsi" w:hAnsiTheme="minorHAnsi" w:eastAsiaTheme="minorEastAsia" w:cstheme="minorBidi"/>
-                <w:sz w:val="22"/>
-                <w:szCs w:val="22"/>
+                <w:b/>
+                <w:bCs/>
               </w:rPr>
               <w:tab/>
             </w:r>
@@ -2103,40 +2193,51 @@
               <w:rPr>
                 <w:rStyle w:val="967"/>
                 <w:b/>
+                <w:bCs/>
+              </w:rPr>
+            </w:r>
+            <w:r>
+              <w:rPr>
+                <w:rStyle w:val="967"/>
+                <w:b/>
+                <w:bCs/>
               </w:rPr>
               <w:t xml:space="preserve">DESENVOLVIMENTO</w:t>
             </w:r>
             <w:r>
+              <w:rPr>
+                <w:rStyle w:val="967"/>
+                <w:b/>
+                <w:bCs/>
+              </w:rPr>
+            </w:r>
+            <w:r>
+              <w:rPr>
+                <w:b w:val="0"/>
+                <w:bCs w:val="0"/>
+              </w:rPr>
               <w:tab/>
             </w:r>
             <w:r>
+              <w:rPr>
+                <w:b w:val="0"/>
+                <w:bCs w:val="0"/>
+              </w:rPr>
               <w:fldChar w:fldCharType="begin"/>
-            </w:r>
-            <w:r>
-              <w:instrText xml:space="preserve"> PAGEREF _Toc239322491 \h </w:instrText>
-            </w:r>
-            <w:r>
+              <w:instrText xml:space="preserve">PAGEREF _Toc239322501 \h</w:instrText>
               <w:fldChar w:fldCharType="separate"/>
-            </w:r>
-            <w:r>
               <w:t xml:space="preserve">8</w:t>
-            </w:r>
-            <w:r>
               <w:fldChar w:fldCharType="end"/>
             </w:r>
           </w:hyperlink>
           <w:r>
             <w:rPr>
-              <w:rFonts w:asciiTheme="minorHAnsi" w:hAnsiTheme="minorHAnsi" w:eastAsiaTheme="minorEastAsia" w:cstheme="minorBidi"/>
-              <w:sz w:val="22"/>
-              <w:szCs w:val="22"/>
+              <w:b/>
             </w:rPr>
           </w:r>
           <w:r>
             <w:rPr>
-              <w:rFonts w:asciiTheme="minorHAnsi" w:hAnsiTheme="minorHAnsi" w:eastAsiaTheme="minorEastAsia" w:cstheme="minorBidi"/>
-              <w:sz w:val="22"/>
-              <w:szCs w:val="22"/>
+              <w:b/>
             </w:rPr>
           </w:r>
         </w:p>
@@ -2145,31 +2246,29 @@
             <w:pStyle w:val="969"/>
             <w:pBdr/>
             <w:tabs>
-              <w:tab w:val="left" w:leader="none" w:pos="880"/>
-              <w:tab w:val="right" w:leader="dot" w:pos="9061"/>
+              <w:tab w:val="left" w:leader="none" w:pos="850"/>
+              <w:tab w:val="right" w:leader="dot" w:pos="9071"/>
             </w:tabs>
             <w:spacing/>
             <w:ind/>
             <w:rPr>
-              <w:rFonts w:asciiTheme="minorHAnsi" w:hAnsiTheme="minorHAnsi" w:eastAsiaTheme="minorEastAsia" w:cstheme="minorBidi"/>
-              <w:sz w:val="22"/>
-              <w:szCs w:val="22"/>
+              <w:b/>
+              <w:bCs/>
             </w:rPr>
           </w:pPr>
-          <w:r/>
-          <w:hyperlink w:tooltip="#_Toc239322492" w:anchor="_Toc239322492" w:history="1">
+          <w:hyperlink w:tooltip="#_Toc239322502" w:anchor="_Toc239322502" w:history="1">
             <w:r>
               <w:rPr>
-                <w:rStyle w:val="967"/>
+                <w:rFonts w:ascii="Arial" w:hAnsi="Arial" w:eastAsia="Arial" w:cs="Arial"/>
                 <w:b/>
+                <w:bCs/>
               </w:rPr>
               <w:t xml:space="preserve">2.1.</w:t>
             </w:r>
             <w:r>
               <w:rPr>
-                <w:rFonts w:asciiTheme="minorHAnsi" w:hAnsiTheme="minorHAnsi" w:eastAsiaTheme="minorEastAsia" w:cstheme="minorBidi"/>
-                <w:sz w:val="22"/>
-                <w:szCs w:val="22"/>
+                <w:b/>
+                <w:bCs/>
               </w:rPr>
               <w:tab/>
             </w:r>
@@ -2177,40 +2276,53 @@
               <w:rPr>
                 <w:rStyle w:val="967"/>
                 <w:b/>
+                <w:bCs/>
               </w:rPr>
-              <w:t xml:space="preserve">Framework/Engine</w:t>
             </w:r>
             <w:r>
+              <w:rPr>
+                <w:rStyle w:val="967"/>
+                <w:b/>
+                <w:bCs/>
+              </w:rPr>
+              <w:t xml:space="preserve">Motor de jogo</w:t>
+            </w:r>
+            <w:r>
+              <w:rPr>
+                <w:rStyle w:val="967"/>
+                <w:b/>
+                <w:bCs/>
+              </w:rPr>
+            </w:r>
+            <w:r>
+              <w:rPr>
+                <w:b/>
+                <w:bCs/>
+              </w:rPr>
               <w:tab/>
             </w:r>
             <w:r>
+              <w:rPr>
+                <w:b w:val="0"/>
+                <w:bCs w:val="0"/>
+              </w:rPr>
               <w:fldChar w:fldCharType="begin"/>
-            </w:r>
-            <w:r>
-              <w:instrText xml:space="preserve"> PAGEREF _Toc239322492 \h </w:instrText>
-            </w:r>
-            <w:r>
+              <w:instrText xml:space="preserve">PAGEREF _Toc239322502 \h</w:instrText>
               <w:fldChar w:fldCharType="separate"/>
-            </w:r>
-            <w:r>
               <w:t xml:space="preserve">8</w:t>
-            </w:r>
-            <w:r>
               <w:fldChar w:fldCharType="end"/>
             </w:r>
           </w:hyperlink>
           <w:r>
             <w:rPr>
-              <w:rFonts w:asciiTheme="minorHAnsi" w:hAnsiTheme="minorHAnsi" w:eastAsiaTheme="minorEastAsia" w:cstheme="minorBidi"/>
-              <w:sz w:val="22"/>
-              <w:szCs w:val="22"/>
+              <w:b/>
+              <w:bCs/>
             </w:rPr>
           </w:r>
           <w:r>
             <w:rPr>
-              <w:rFonts w:asciiTheme="minorHAnsi" w:hAnsiTheme="minorHAnsi" w:eastAsiaTheme="minorEastAsia" w:cstheme="minorBidi"/>
-              <w:sz w:val="22"/>
-              <w:szCs w:val="22"/>
+              <w:b/>
+              <w:bCs/>
             </w:rPr>
           </w:r>
         </w:p>
@@ -2219,31 +2331,28 @@
             <w:pStyle w:val="969"/>
             <w:pBdr/>
             <w:tabs>
-              <w:tab w:val="left" w:leader="none" w:pos="880"/>
-              <w:tab w:val="right" w:leader="dot" w:pos="9061"/>
+              <w:tab w:val="left" w:leader="none" w:pos="850"/>
+              <w:tab w:val="right" w:leader="dot" w:pos="9071"/>
             </w:tabs>
             <w:spacing/>
             <w:ind/>
             <w:rPr>
-              <w:rFonts w:asciiTheme="minorHAnsi" w:hAnsiTheme="minorHAnsi" w:eastAsiaTheme="minorEastAsia" w:cstheme="minorBidi"/>
-              <w:sz w:val="22"/>
-              <w:szCs w:val="22"/>
+              <w:b/>
             </w:rPr>
           </w:pPr>
-          <w:r/>
-          <w:hyperlink w:tooltip="#_Toc239322493" w:anchor="_Toc239322493" w:history="1">
+          <w:hyperlink w:tooltip="#_Toc239322503" w:anchor="_Toc239322503" w:history="1">
             <w:r>
               <w:rPr>
-                <w:rStyle w:val="967"/>
+                <w:rFonts w:ascii="Arial" w:hAnsi="Arial" w:eastAsia="Arial" w:cs="Arial"/>
                 <w:b/>
+                <w:bCs/>
               </w:rPr>
               <w:t xml:space="preserve">2.2.</w:t>
             </w:r>
             <w:r>
               <w:rPr>
-                <w:rFonts w:asciiTheme="minorHAnsi" w:hAnsiTheme="minorHAnsi" w:eastAsiaTheme="minorEastAsia" w:cstheme="minorBidi"/>
-                <w:sz w:val="22"/>
-                <w:szCs w:val="22"/>
+                <w:b/>
+                <w:bCs/>
               </w:rPr>
               <w:tab/>
             </w:r>
@@ -2251,40 +2360,51 @@
               <w:rPr>
                 <w:rStyle w:val="967"/>
                 <w:b/>
+                <w:bCs/>
+              </w:rPr>
+            </w:r>
+            <w:r>
+              <w:rPr>
+                <w:rStyle w:val="967"/>
+                <w:b/>
+                <w:bCs/>
               </w:rPr>
               <w:t xml:space="preserve">História</w:t>
             </w:r>
             <w:r>
+              <w:rPr>
+                <w:rStyle w:val="967"/>
+                <w:b/>
+                <w:bCs/>
+              </w:rPr>
+            </w:r>
+            <w:r>
+              <w:rPr>
+                <w:b/>
+                <w:bCs/>
+              </w:rPr>
               <w:tab/>
             </w:r>
             <w:r>
+              <w:rPr>
+                <w:b w:val="0"/>
+                <w:bCs w:val="0"/>
+              </w:rPr>
               <w:fldChar w:fldCharType="begin"/>
-            </w:r>
-            <w:r>
-              <w:instrText xml:space="preserve"> PAGEREF _Toc239322493 \h </w:instrText>
-            </w:r>
-            <w:r>
+              <w:instrText xml:space="preserve">PAGEREF _Toc239322503 \h</w:instrText>
               <w:fldChar w:fldCharType="separate"/>
-            </w:r>
-            <w:r>
-              <w:t xml:space="preserve">8</w:t>
-            </w:r>
-            <w:r>
+              <w:t xml:space="preserve">9</w:t>
               <w:fldChar w:fldCharType="end"/>
             </w:r>
           </w:hyperlink>
           <w:r>
             <w:rPr>
-              <w:rFonts w:asciiTheme="minorHAnsi" w:hAnsiTheme="minorHAnsi" w:eastAsiaTheme="minorEastAsia" w:cstheme="minorBidi"/>
-              <w:sz w:val="22"/>
-              <w:szCs w:val="22"/>
+              <w:b/>
             </w:rPr>
           </w:r>
           <w:r>
             <w:rPr>
-              <w:rFonts w:asciiTheme="minorHAnsi" w:hAnsiTheme="minorHAnsi" w:eastAsiaTheme="minorEastAsia" w:cstheme="minorBidi"/>
-              <w:sz w:val="22"/>
-              <w:szCs w:val="22"/>
+              <w:b/>
             </w:rPr>
           </w:r>
         </w:p>
@@ -2293,31 +2413,28 @@
             <w:pStyle w:val="969"/>
             <w:pBdr/>
             <w:tabs>
-              <w:tab w:val="left" w:leader="none" w:pos="880"/>
-              <w:tab w:val="right" w:leader="dot" w:pos="9061"/>
+              <w:tab w:val="left" w:leader="none" w:pos="850"/>
+              <w:tab w:val="right" w:leader="dot" w:pos="9071"/>
             </w:tabs>
             <w:spacing/>
             <w:ind/>
             <w:rPr>
-              <w:rFonts w:asciiTheme="minorHAnsi" w:hAnsiTheme="minorHAnsi" w:eastAsiaTheme="minorEastAsia" w:cstheme="minorBidi"/>
-              <w:sz w:val="22"/>
-              <w:szCs w:val="22"/>
+              <w:b/>
             </w:rPr>
           </w:pPr>
-          <w:r/>
-          <w:hyperlink w:tooltip="#_Toc239322494" w:anchor="_Toc239322494" w:history="1">
+          <w:hyperlink w:tooltip="#_Toc239322504" w:anchor="_Toc239322504" w:history="1">
             <w:r>
               <w:rPr>
-                <w:rStyle w:val="967"/>
+                <w:rFonts w:ascii="Arial" w:hAnsi="Arial" w:eastAsia="Arial" w:cs="Arial"/>
                 <w:b/>
+                <w:bCs/>
               </w:rPr>
               <w:t xml:space="preserve">2.3.</w:t>
             </w:r>
             <w:r>
               <w:rPr>
-                <w:rFonts w:asciiTheme="minorHAnsi" w:hAnsiTheme="minorHAnsi" w:eastAsiaTheme="minorEastAsia" w:cstheme="minorBidi"/>
-                <w:sz w:val="22"/>
-                <w:szCs w:val="22"/>
+                <w:b/>
+                <w:bCs/>
               </w:rPr>
               <w:tab/>
             </w:r>
@@ -2325,40 +2442,51 @@
               <w:rPr>
                 <w:rStyle w:val="967"/>
                 <w:b/>
+                <w:bCs/>
+              </w:rPr>
+            </w:r>
+            <w:r>
+              <w:rPr>
+                <w:rStyle w:val="967"/>
+                <w:b/>
+                <w:bCs/>
               </w:rPr>
               <w:t xml:space="preserve">Universo do Jogo</w:t>
             </w:r>
             <w:r>
+              <w:rPr>
+                <w:rStyle w:val="967"/>
+                <w:b/>
+                <w:bCs/>
+              </w:rPr>
+            </w:r>
+            <w:r>
+              <w:rPr>
+                <w:b/>
+                <w:bCs/>
+              </w:rPr>
               <w:tab/>
             </w:r>
             <w:r>
+              <w:rPr>
+                <w:b w:val="0"/>
+                <w:bCs w:val="0"/>
+              </w:rPr>
               <w:fldChar w:fldCharType="begin"/>
-            </w:r>
-            <w:r>
-              <w:instrText xml:space="preserve"> PAGEREF _Toc239322494 \h </w:instrText>
-            </w:r>
-            <w:r>
+              <w:instrText xml:space="preserve">PAGEREF _Toc239322504 \h</w:instrText>
               <w:fldChar w:fldCharType="separate"/>
-            </w:r>
-            <w:r>
               <w:t xml:space="preserve">9</w:t>
-            </w:r>
-            <w:r>
               <w:fldChar w:fldCharType="end"/>
             </w:r>
           </w:hyperlink>
           <w:r>
             <w:rPr>
-              <w:rFonts w:asciiTheme="minorHAnsi" w:hAnsiTheme="minorHAnsi" w:eastAsiaTheme="minorEastAsia" w:cstheme="minorBidi"/>
-              <w:sz w:val="22"/>
-              <w:szCs w:val="22"/>
+              <w:b/>
             </w:rPr>
           </w:r>
           <w:r>
             <w:rPr>
-              <w:rFonts w:asciiTheme="minorHAnsi" w:hAnsiTheme="minorHAnsi" w:eastAsiaTheme="minorEastAsia" w:cstheme="minorBidi"/>
-              <w:sz w:val="22"/>
-              <w:szCs w:val="22"/>
+              <w:b/>
             </w:rPr>
           </w:r>
         </w:p>
@@ -2367,31 +2495,28 @@
             <w:pStyle w:val="969"/>
             <w:pBdr/>
             <w:tabs>
-              <w:tab w:val="left" w:leader="none" w:pos="880"/>
-              <w:tab w:val="right" w:leader="dot" w:pos="9061"/>
+              <w:tab w:val="left" w:leader="none" w:pos="850"/>
+              <w:tab w:val="right" w:leader="dot" w:pos="9071"/>
             </w:tabs>
             <w:spacing/>
             <w:ind/>
             <w:rPr>
-              <w:rFonts w:asciiTheme="minorHAnsi" w:hAnsiTheme="minorHAnsi" w:eastAsiaTheme="minorEastAsia" w:cstheme="minorBidi"/>
-              <w:sz w:val="22"/>
-              <w:szCs w:val="22"/>
+              <w:b/>
             </w:rPr>
           </w:pPr>
-          <w:r/>
-          <w:hyperlink w:tooltip="#_Toc239322495" w:anchor="_Toc239322495" w:history="1">
+          <w:hyperlink w:tooltip="#_Toc239322505" w:anchor="_Toc239322505" w:history="1">
             <w:r>
               <w:rPr>
-                <w:rStyle w:val="967"/>
+                <w:rFonts w:ascii="Arial" w:hAnsi="Arial" w:eastAsia="Arial" w:cs="Arial"/>
                 <w:b/>
+                <w:bCs/>
               </w:rPr>
               <w:t xml:space="preserve">2.4.</w:t>
             </w:r>
             <w:r>
               <w:rPr>
-                <w:rFonts w:asciiTheme="minorHAnsi" w:hAnsiTheme="minorHAnsi" w:eastAsiaTheme="minorEastAsia" w:cstheme="minorBidi"/>
-                <w:sz w:val="22"/>
-                <w:szCs w:val="22"/>
+                <w:b/>
+                <w:bCs/>
               </w:rPr>
               <w:tab/>
             </w:r>
@@ -2399,40 +2524,51 @@
               <w:rPr>
                 <w:rStyle w:val="967"/>
                 <w:b/>
+                <w:bCs/>
+              </w:rPr>
+            </w:r>
+            <w:r>
+              <w:rPr>
+                <w:rStyle w:val="967"/>
+                <w:b/>
+                <w:bCs/>
               </w:rPr>
               <w:t xml:space="preserve">Personagens</w:t>
             </w:r>
             <w:r>
+              <w:rPr>
+                <w:rStyle w:val="967"/>
+                <w:b/>
+                <w:bCs/>
+              </w:rPr>
+            </w:r>
+            <w:r>
+              <w:rPr>
+                <w:b/>
+                <w:bCs/>
+              </w:rPr>
               <w:tab/>
             </w:r>
             <w:r>
+              <w:rPr>
+                <w:b w:val="0"/>
+                <w:bCs w:val="0"/>
+              </w:rPr>
               <w:fldChar w:fldCharType="begin"/>
-            </w:r>
-            <w:r>
-              <w:instrText xml:space="preserve"> PAGEREF _Toc239322495 \h </w:instrText>
-            </w:r>
-            <w:r>
+              <w:instrText xml:space="preserve">PAGEREF _Toc239322505 \h</w:instrText>
               <w:fldChar w:fldCharType="separate"/>
-            </w:r>
-            <w:r>
               <w:t xml:space="preserve">10</w:t>
-            </w:r>
-            <w:r>
               <w:fldChar w:fldCharType="end"/>
             </w:r>
           </w:hyperlink>
           <w:r>
             <w:rPr>
-              <w:rFonts w:asciiTheme="minorHAnsi" w:hAnsiTheme="minorHAnsi" w:eastAsiaTheme="minorEastAsia" w:cstheme="minorBidi"/>
-              <w:sz w:val="22"/>
-              <w:szCs w:val="22"/>
+              <w:b/>
             </w:rPr>
           </w:r>
           <w:r>
             <w:rPr>
-              <w:rFonts w:asciiTheme="minorHAnsi" w:hAnsiTheme="minorHAnsi" w:eastAsiaTheme="minorEastAsia" w:cstheme="minorBidi"/>
-              <w:sz w:val="22"/>
-              <w:szCs w:val="22"/>
+              <w:b/>
             </w:rPr>
           </w:r>
         </w:p>
@@ -2441,31 +2577,29 @@
             <w:pStyle w:val="969"/>
             <w:pBdr/>
             <w:tabs>
-              <w:tab w:val="left" w:leader="none" w:pos="880"/>
-              <w:tab w:val="right" w:leader="dot" w:pos="9061"/>
+              <w:tab w:val="left" w:leader="none" w:pos="850"/>
+              <w:tab w:val="right" w:leader="dot" w:pos="9071"/>
             </w:tabs>
             <w:spacing/>
             <w:ind/>
             <w:rPr>
-              <w:rFonts w:asciiTheme="minorHAnsi" w:hAnsiTheme="minorHAnsi" w:eastAsiaTheme="minorEastAsia" w:cstheme="minorBidi"/>
-              <w:sz w:val="22"/>
-              <w:szCs w:val="22"/>
+              <w:b/>
             </w:rPr>
           </w:pPr>
           <w:r/>
-          <w:hyperlink w:tooltip="#_Toc239322496" w:anchor="_Toc239322496" w:history="1">
+          <w:hyperlink w:tooltip="#_Toc239322506" w:anchor="_Toc239322506" w:history="1">
             <w:r>
               <w:rPr>
-                <w:rStyle w:val="967"/>
+                <w:rFonts w:ascii="Arial" w:hAnsi="Arial" w:eastAsia="Arial" w:cs="Arial"/>
                 <w:b/>
+                <w:bCs/>
               </w:rPr>
               <w:t xml:space="preserve">2.5.</w:t>
             </w:r>
             <w:r>
               <w:rPr>
-                <w:rFonts w:asciiTheme="minorHAnsi" w:hAnsiTheme="minorHAnsi" w:eastAsiaTheme="minorEastAsia" w:cstheme="minorBidi"/>
-                <w:sz w:val="22"/>
-                <w:szCs w:val="22"/>
+                <w:b/>
+                <w:bCs/>
               </w:rPr>
               <w:tab/>
             </w:r>
@@ -2473,40 +2607,52 @@
               <w:rPr>
                 <w:rStyle w:val="967"/>
                 <w:b/>
+                <w:bCs/>
+              </w:rPr>
+            </w:r>
+            <w:r>
+              <w:rPr>
+                <w:rStyle w:val="967"/>
+                <w:b/>
+                <w:bCs/>
               </w:rPr>
               <w:t xml:space="preserve">Gameplay</w:t>
             </w:r>
             <w:r>
+              <w:rPr>
+                <w:rStyle w:val="967"/>
+                <w:b/>
+                <w:bCs/>
+              </w:rPr>
+            </w:r>
+            <w:r>
+              <w:rPr>
+                <w:b/>
+                <w:bCs/>
+              </w:rPr>
               <w:tab/>
             </w:r>
             <w:r>
+              <w:rPr>
+                <w:b w:val="0"/>
+                <w:bCs w:val="0"/>
+              </w:rPr>
               <w:fldChar w:fldCharType="begin"/>
-            </w:r>
-            <w:r>
-              <w:instrText xml:space="preserve"> PAGEREF _Toc239322496 \h </w:instrText>
-            </w:r>
-            <w:r>
+              <w:instrText xml:space="preserve">PAGEREF _Toc239322506 \h</w:instrText>
               <w:fldChar w:fldCharType="separate"/>
-            </w:r>
-            <w:r>
-              <w:t xml:space="preserve">12</w:t>
-            </w:r>
-            <w:r>
+              <w:t xml:space="preserve">14</w:t>
               <w:fldChar w:fldCharType="end"/>
             </w:r>
           </w:hyperlink>
           <w:r>
             <w:rPr>
-              <w:rFonts w:asciiTheme="minorHAnsi" w:hAnsiTheme="minorHAnsi" w:eastAsiaTheme="minorEastAsia" w:cstheme="minorBidi"/>
-              <w:sz w:val="22"/>
-              <w:szCs w:val="22"/>
+              <w:b w:val="0"/>
+              <w:bCs w:val="0"/>
             </w:rPr>
           </w:r>
           <w:r>
             <w:rPr>
-              <w:rFonts w:asciiTheme="minorHAnsi" w:hAnsiTheme="minorHAnsi" w:eastAsiaTheme="minorEastAsia" w:cstheme="minorBidi"/>
-              <w:sz w:val="22"/>
-              <w:szCs w:val="22"/>
+              <w:b/>
             </w:rPr>
           </w:r>
         </w:p>
@@ -2515,31 +2661,28 @@
             <w:pStyle w:val="969"/>
             <w:pBdr/>
             <w:tabs>
-              <w:tab w:val="left" w:leader="none" w:pos="880"/>
-              <w:tab w:val="right" w:leader="dot" w:pos="9061"/>
+              <w:tab w:val="left" w:leader="none" w:pos="850"/>
+              <w:tab w:val="right" w:leader="dot" w:pos="9071"/>
             </w:tabs>
             <w:spacing/>
             <w:ind/>
             <w:rPr>
-              <w:rFonts w:asciiTheme="minorHAnsi" w:hAnsiTheme="minorHAnsi" w:eastAsiaTheme="minorEastAsia" w:cstheme="minorBidi"/>
-              <w:sz w:val="22"/>
-              <w:szCs w:val="22"/>
+              <w:b/>
             </w:rPr>
           </w:pPr>
-          <w:r/>
-          <w:hyperlink w:tooltip="#_Toc239322497" w:anchor="_Toc239322497" w:history="1">
+          <w:hyperlink w:tooltip="#_Toc239322507" w:anchor="_Toc239322507" w:history="1">
             <w:r>
               <w:rPr>
-                <w:rStyle w:val="967"/>
+                <w:rFonts w:ascii="Arial" w:hAnsi="Arial" w:eastAsia="Arial" w:cs="Arial"/>
                 <w:b/>
+                <w:bCs/>
               </w:rPr>
               <w:t xml:space="preserve">2.6.</w:t>
             </w:r>
             <w:r>
               <w:rPr>
-                <w:rFonts w:asciiTheme="minorHAnsi" w:hAnsiTheme="minorHAnsi" w:eastAsiaTheme="minorEastAsia" w:cstheme="minorBidi"/>
-                <w:sz w:val="22"/>
-                <w:szCs w:val="22"/>
+                <w:b/>
+                <w:bCs/>
               </w:rPr>
               <w:tab/>
             </w:r>
@@ -2547,40 +2690,51 @@
               <w:rPr>
                 <w:rStyle w:val="967"/>
                 <w:b/>
+                <w:bCs/>
+              </w:rPr>
+            </w:r>
+            <w:r>
+              <w:rPr>
+                <w:rStyle w:val="967"/>
+                <w:b/>
+                <w:bCs/>
               </w:rPr>
               <w:t xml:space="preserve">Controles</w:t>
             </w:r>
             <w:r>
+              <w:rPr>
+                <w:rStyle w:val="967"/>
+                <w:b/>
+                <w:bCs/>
+              </w:rPr>
+            </w:r>
+            <w:r>
+              <w:rPr>
+                <w:b/>
+                <w:bCs/>
+              </w:rPr>
               <w:tab/>
             </w:r>
             <w:r>
+              <w:rPr>
+                <w:b w:val="0"/>
+                <w:bCs w:val="0"/>
+              </w:rPr>
               <w:fldChar w:fldCharType="begin"/>
-            </w:r>
-            <w:r>
-              <w:instrText xml:space="preserve"> PAGEREF _Toc239322497 \h </w:instrText>
-            </w:r>
-            <w:r>
+              <w:instrText xml:space="preserve">PAGEREF _Toc239322507 \h</w:instrText>
               <w:fldChar w:fldCharType="separate"/>
-            </w:r>
-            <w:r>
-              <w:t xml:space="preserve">14</w:t>
-            </w:r>
-            <w:r>
+              <w:t xml:space="preserve">16</w:t>
               <w:fldChar w:fldCharType="end"/>
             </w:r>
           </w:hyperlink>
           <w:r>
             <w:rPr>
-              <w:rFonts w:asciiTheme="minorHAnsi" w:hAnsiTheme="minorHAnsi" w:eastAsiaTheme="minorEastAsia" w:cstheme="minorBidi"/>
-              <w:sz w:val="22"/>
-              <w:szCs w:val="22"/>
+              <w:b/>
             </w:rPr>
           </w:r>
           <w:r>
             <w:rPr>
-              <w:rFonts w:asciiTheme="minorHAnsi" w:hAnsiTheme="minorHAnsi" w:eastAsiaTheme="minorEastAsia" w:cstheme="minorBidi"/>
-              <w:sz w:val="22"/>
-              <w:szCs w:val="22"/>
+              <w:b/>
             </w:rPr>
           </w:r>
         </w:p>
@@ -2589,31 +2743,29 @@
             <w:pStyle w:val="969"/>
             <w:pBdr/>
             <w:tabs>
-              <w:tab w:val="left" w:leader="none" w:pos="880"/>
-              <w:tab w:val="right" w:leader="dot" w:pos="9061"/>
+              <w:tab w:val="left" w:leader="none" w:pos="850"/>
+              <w:tab w:val="right" w:leader="dot" w:pos="9071"/>
             </w:tabs>
             <w:spacing/>
             <w:ind/>
             <w:rPr>
-              <w:rFonts w:asciiTheme="minorHAnsi" w:hAnsiTheme="minorHAnsi" w:eastAsiaTheme="minorEastAsia" w:cstheme="minorBidi"/>
-              <w:sz w:val="22"/>
-              <w:szCs w:val="22"/>
+              <w:b/>
             </w:rPr>
           </w:pPr>
           <w:r/>
-          <w:hyperlink w:tooltip="#_Toc239322498" w:anchor="_Toc239322498" w:history="1">
+          <w:hyperlink w:tooltip="#_Toc239322508" w:anchor="_Toc239322508" w:history="1">
             <w:r>
               <w:rPr>
-                <w:rStyle w:val="967"/>
+                <w:rFonts w:ascii="Arial" w:hAnsi="Arial" w:eastAsia="Arial" w:cs="Arial"/>
                 <w:b/>
+                <w:bCs/>
               </w:rPr>
               <w:t xml:space="preserve">2.7.</w:t>
             </w:r>
             <w:r>
               <w:rPr>
-                <w:rFonts w:asciiTheme="minorHAnsi" w:hAnsiTheme="minorHAnsi" w:eastAsiaTheme="minorEastAsia" w:cstheme="minorBidi"/>
-                <w:sz w:val="22"/>
-                <w:szCs w:val="22"/>
+                <w:b/>
+                <w:bCs/>
               </w:rPr>
               <w:tab/>
             </w:r>
@@ -2621,40 +2773,52 @@
               <w:rPr>
                 <w:rStyle w:val="967"/>
                 <w:b/>
+                <w:bCs/>
+              </w:rPr>
+            </w:r>
+            <w:r>
+              <w:rPr>
+                <w:rStyle w:val="967"/>
+                <w:b/>
+                <w:bCs/>
               </w:rPr>
               <w:t xml:space="preserve">Câmera</w:t>
             </w:r>
             <w:r>
+              <w:rPr>
+                <w:rStyle w:val="967"/>
+                <w:b/>
+                <w:bCs/>
+              </w:rPr>
+            </w:r>
+            <w:r>
+              <w:rPr>
+                <w:b/>
+                <w:bCs/>
+              </w:rPr>
               <w:tab/>
             </w:r>
             <w:r>
+              <w:rPr>
+                <w:b w:val="0"/>
+                <w:bCs w:val="0"/>
+              </w:rPr>
               <w:fldChar w:fldCharType="begin"/>
-            </w:r>
-            <w:r>
-              <w:instrText xml:space="preserve"> PAGEREF _Toc239322498 \h </w:instrText>
-            </w:r>
-            <w:r>
+              <w:instrText xml:space="preserve">PAGEREF _Toc239322508 \h</w:instrText>
               <w:fldChar w:fldCharType="separate"/>
-            </w:r>
-            <w:r>
-              <w:t xml:space="preserve">15</w:t>
-            </w:r>
-            <w:r>
+              <w:t xml:space="preserve">17</w:t>
               <w:fldChar w:fldCharType="end"/>
             </w:r>
           </w:hyperlink>
           <w:r>
             <w:rPr>
-              <w:rFonts w:asciiTheme="minorHAnsi" w:hAnsiTheme="minorHAnsi" w:eastAsiaTheme="minorEastAsia" w:cstheme="minorBidi"/>
-              <w:sz w:val="22"/>
-              <w:szCs w:val="22"/>
+              <w:b w:val="0"/>
+              <w:bCs w:val="0"/>
             </w:rPr>
           </w:r>
           <w:r>
             <w:rPr>
-              <w:rFonts w:asciiTheme="minorHAnsi" w:hAnsiTheme="minorHAnsi" w:eastAsiaTheme="minorEastAsia" w:cstheme="minorBidi"/>
-              <w:sz w:val="22"/>
-              <w:szCs w:val="22"/>
+              <w:b/>
             </w:rPr>
           </w:r>
         </w:p>
@@ -2663,31 +2827,28 @@
             <w:pStyle w:val="969"/>
             <w:pBdr/>
             <w:tabs>
-              <w:tab w:val="left" w:leader="none" w:pos="880"/>
-              <w:tab w:val="right" w:leader="dot" w:pos="9061"/>
+              <w:tab w:val="left" w:leader="none" w:pos="850"/>
+              <w:tab w:val="right" w:leader="dot" w:pos="9071"/>
             </w:tabs>
             <w:spacing/>
             <w:ind/>
             <w:rPr>
-              <w:rFonts w:asciiTheme="minorHAnsi" w:hAnsiTheme="minorHAnsi" w:eastAsiaTheme="minorEastAsia" w:cstheme="minorBidi"/>
-              <w:sz w:val="22"/>
-              <w:szCs w:val="22"/>
+              <w:b/>
             </w:rPr>
           </w:pPr>
-          <w:r/>
-          <w:hyperlink w:tooltip="#_Toc239322499" w:anchor="_Toc239322499" w:history="1">
+          <w:hyperlink w:tooltip="#_Toc239322509" w:anchor="_Toc239322509" w:history="1">
             <w:r>
               <w:rPr>
-                <w:rStyle w:val="967"/>
+                <w:rFonts w:ascii="Arial" w:hAnsi="Arial" w:eastAsia="Arial" w:cs="Arial"/>
                 <w:b/>
+                <w:bCs/>
               </w:rPr>
               <w:t xml:space="preserve">2.8.</w:t>
             </w:r>
             <w:r>
               <w:rPr>
-                <w:rFonts w:asciiTheme="minorHAnsi" w:hAnsiTheme="minorHAnsi" w:eastAsiaTheme="minorEastAsia" w:cstheme="minorBidi"/>
-                <w:sz w:val="22"/>
-                <w:szCs w:val="22"/>
+                <w:b/>
+                <w:bCs/>
               </w:rPr>
               <w:tab/>
             </w:r>
@@ -2695,40 +2856,51 @@
               <w:rPr>
                 <w:rStyle w:val="967"/>
                 <w:b/>
+                <w:bCs/>
+              </w:rPr>
+            </w:r>
+            <w:r>
+              <w:rPr>
+                <w:rStyle w:val="967"/>
+                <w:b/>
+                <w:bCs/>
               </w:rPr>
               <w:t xml:space="preserve">Inimigos</w:t>
             </w:r>
             <w:r>
+              <w:rPr>
+                <w:rStyle w:val="967"/>
+                <w:b/>
+                <w:bCs/>
+              </w:rPr>
+            </w:r>
+            <w:r>
+              <w:rPr>
+                <w:b/>
+                <w:bCs/>
+              </w:rPr>
               <w:tab/>
             </w:r>
             <w:r>
+              <w:rPr>
+                <w:b w:val="0"/>
+                <w:bCs w:val="0"/>
+              </w:rPr>
               <w:fldChar w:fldCharType="begin"/>
-            </w:r>
-            <w:r>
-              <w:instrText xml:space="preserve"> PAGEREF _Toc239322499 \h </w:instrText>
-            </w:r>
-            <w:r>
+              <w:instrText xml:space="preserve">PAGEREF _Toc239322509 \h</w:instrText>
               <w:fldChar w:fldCharType="separate"/>
-            </w:r>
-            <w:r>
-              <w:t xml:space="preserve">16</w:t>
-            </w:r>
-            <w:r>
+              <w:t xml:space="preserve">18</w:t>
               <w:fldChar w:fldCharType="end"/>
             </w:r>
           </w:hyperlink>
           <w:r>
             <w:rPr>
-              <w:rFonts w:asciiTheme="minorHAnsi" w:hAnsiTheme="minorHAnsi" w:eastAsiaTheme="minorEastAsia" w:cstheme="minorBidi"/>
-              <w:sz w:val="22"/>
-              <w:szCs w:val="22"/>
+              <w:b/>
             </w:rPr>
           </w:r>
           <w:r>
             <w:rPr>
-              <w:rFonts w:asciiTheme="minorHAnsi" w:hAnsiTheme="minorHAnsi" w:eastAsiaTheme="minorEastAsia" w:cstheme="minorBidi"/>
-              <w:sz w:val="22"/>
-              <w:szCs w:val="22"/>
+              <w:b/>
             </w:rPr>
           </w:r>
         </w:p>
@@ -2737,31 +2909,28 @@
             <w:pStyle w:val="969"/>
             <w:pBdr/>
             <w:tabs>
-              <w:tab w:val="left" w:leader="none" w:pos="880"/>
-              <w:tab w:val="right" w:leader="dot" w:pos="9061"/>
+              <w:tab w:val="left" w:leader="none" w:pos="850"/>
+              <w:tab w:val="right" w:leader="dot" w:pos="9071"/>
             </w:tabs>
             <w:spacing/>
             <w:ind/>
             <w:rPr>
-              <w:rFonts w:asciiTheme="minorHAnsi" w:hAnsiTheme="minorHAnsi" w:eastAsiaTheme="minorEastAsia" w:cstheme="minorBidi"/>
-              <w:sz w:val="22"/>
-              <w:szCs w:val="22"/>
+              <w:b/>
             </w:rPr>
           </w:pPr>
-          <w:r/>
-          <w:hyperlink w:tooltip="#_Toc239322500" w:anchor="_Toc239322500" w:history="1">
+          <w:hyperlink w:tooltip="#_Toc239322510" w:anchor="_Toc239322510" w:history="1">
             <w:r>
               <w:rPr>
-                <w:rStyle w:val="967"/>
+                <w:rFonts w:ascii="Arial" w:hAnsi="Arial" w:eastAsia="Arial" w:cs="Arial"/>
                 <w:b/>
+                <w:bCs/>
               </w:rPr>
               <w:t xml:space="preserve">2.9.</w:t>
             </w:r>
             <w:r>
               <w:rPr>
-                <w:rFonts w:asciiTheme="minorHAnsi" w:hAnsiTheme="minorHAnsi" w:eastAsiaTheme="minorEastAsia" w:cstheme="minorBidi"/>
-                <w:sz w:val="22"/>
-                <w:szCs w:val="22"/>
+                <w:b/>
+                <w:bCs/>
               </w:rPr>
               <w:tab/>
             </w:r>
@@ -2769,114 +2938,51 @@
               <w:rPr>
                 <w:rStyle w:val="967"/>
                 <w:b/>
+                <w:bCs/>
+              </w:rPr>
+            </w:r>
+            <w:r>
+              <w:rPr>
+                <w:rStyle w:val="967"/>
+                <w:b/>
+                <w:bCs/>
               </w:rPr>
               <w:t xml:space="preserve">Interface</w:t>
             </w:r>
             <w:r>
+              <w:rPr>
+                <w:rStyle w:val="967"/>
+                <w:b/>
+                <w:bCs/>
+              </w:rPr>
+            </w:r>
+            <w:r>
+              <w:rPr>
+                <w:b/>
+                <w:bCs/>
+              </w:rPr>
               <w:tab/>
             </w:r>
             <w:r>
+              <w:rPr>
+                <w:b w:val="0"/>
+                <w:bCs w:val="0"/>
+              </w:rPr>
               <w:fldChar w:fldCharType="begin"/>
-            </w:r>
-            <w:r>
-              <w:instrText xml:space="preserve"> PAGEREF _Toc239322500 \h </w:instrText>
-            </w:r>
-            <w:r>
+              <w:instrText xml:space="preserve">PAGEREF _Toc239322510 \h</w:instrText>
               <w:fldChar w:fldCharType="separate"/>
-            </w:r>
-            <w:r>
-              <w:t xml:space="preserve">17</w:t>
-            </w:r>
-            <w:r>
+              <w:t xml:space="preserve">18</w:t>
               <w:fldChar w:fldCharType="end"/>
             </w:r>
           </w:hyperlink>
           <w:r>
             <w:rPr>
-              <w:rFonts w:asciiTheme="minorHAnsi" w:hAnsiTheme="minorHAnsi" w:eastAsiaTheme="minorEastAsia" w:cstheme="minorBidi"/>
-              <w:sz w:val="22"/>
-              <w:szCs w:val="22"/>
+              <w:b/>
             </w:rPr>
           </w:r>
           <w:r>
             <w:rPr>
-              <w:rFonts w:asciiTheme="minorHAnsi" w:hAnsiTheme="minorHAnsi" w:eastAsiaTheme="minorEastAsia" w:cstheme="minorBidi"/>
-              <w:sz w:val="22"/>
-              <w:szCs w:val="22"/>
-            </w:rPr>
-          </w:r>
-        </w:p>
-        <w:p>
-          <w:pPr>
-            <w:pStyle w:val="969"/>
-            <w:pBdr/>
-            <w:tabs>
-              <w:tab w:val="left" w:leader="none" w:pos="1100"/>
-              <w:tab w:val="right" w:leader="dot" w:pos="9061"/>
-            </w:tabs>
-            <w:spacing/>
-            <w:ind/>
-            <w:rPr>
-              <w:rFonts w:asciiTheme="minorHAnsi" w:hAnsiTheme="minorHAnsi" w:eastAsiaTheme="minorEastAsia" w:cstheme="minorBidi"/>
-              <w:sz w:val="22"/>
-              <w:szCs w:val="22"/>
-            </w:rPr>
-          </w:pPr>
-          <w:r/>
-          <w:hyperlink w:tooltip="#_Toc239322501" w:anchor="_Toc239322501" w:history="1">
-            <w:r>
-              <w:rPr>
-                <w:rStyle w:val="967"/>
-                <w:b/>
-              </w:rPr>
-              <w:t xml:space="preserve">2.10.</w:t>
-            </w:r>
-            <w:r>
-              <w:rPr>
-                <w:rFonts w:asciiTheme="minorHAnsi" w:hAnsiTheme="minorHAnsi" w:eastAsiaTheme="minorEastAsia" w:cstheme="minorBidi"/>
-                <w:sz w:val="22"/>
-                <w:szCs w:val="22"/>
-              </w:rPr>
-              <w:tab/>
-            </w:r>
-            <w:r>
-              <w:rPr>
-                <w:rStyle w:val="967"/>
-                <w:b/>
-              </w:rPr>
-              <w:t xml:space="preserve">Cutscenes</w:t>
-            </w:r>
-            <w:r>
-              <w:tab/>
-            </w:r>
-            <w:r>
-              <w:fldChar w:fldCharType="begin"/>
-            </w:r>
-            <w:r>
-              <w:instrText xml:space="preserve"> PAGEREF _Toc239322501 \h </w:instrText>
-            </w:r>
-            <w:r>
-              <w:fldChar w:fldCharType="separate"/>
-            </w:r>
-            <w:r>
-              <w:t xml:space="preserve">18</w:t>
-            </w:r>
-            <w:r>
-              <w:fldChar w:fldCharType="end"/>
-            </w:r>
-          </w:hyperlink>
-          <w:r>
-            <w:rPr>
-              <w:rFonts w:asciiTheme="minorHAnsi" w:hAnsiTheme="minorHAnsi" w:eastAsiaTheme="minorEastAsia" w:cstheme="minorBidi"/>
-              <w:sz w:val="22"/>
-              <w:szCs w:val="22"/>
-            </w:rPr>
-          </w:r>
-          <w:r>
-            <w:rPr>
-              <w:rFonts w:asciiTheme="minorHAnsi" w:hAnsiTheme="minorHAnsi" w:eastAsiaTheme="minorEastAsia" w:cstheme="minorBidi"/>
-              <w:sz w:val="22"/>
-              <w:szCs w:val="22"/>
+              <w:b/>
             </w:rPr>
           </w:r>
         </w:p>
@@ -2885,21 +2991,21 @@
             <w:pStyle w:val="984"/>
             <w:pBdr/>
             <w:tabs>
-              <w:tab w:val="left" w:leader="none" w:pos="660"/>
+              <w:tab w:val="left" w:leader="none" w:pos="567"/>
+              <w:tab w:val="clear" w:leader="none" w:pos="9062"/>
+              <w:tab w:val="right" w:leader="dot" w:pos="9071"/>
             </w:tabs>
             <w:spacing/>
             <w:ind/>
             <w:rPr>
-              <w:rFonts w:asciiTheme="minorHAnsi" w:hAnsiTheme="minorHAnsi" w:eastAsiaTheme="minorEastAsia" w:cstheme="minorBidi"/>
-              <w:sz w:val="22"/>
-              <w:szCs w:val="22"/>
+              <w:b/>
+              <w:bCs/>
             </w:rPr>
           </w:pPr>
-          <w:r/>
-          <w:hyperlink w:tooltip="#_Toc239322502" w:anchor="_Toc239322502" w:history="1">
+          <w:hyperlink w:tooltip="#_Toc239322511" w:anchor="_Toc239322511" w:history="1">
             <w:r>
               <w:rPr>
-                <w:rStyle w:val="967"/>
+                <w:rFonts w:ascii="Arial" w:hAnsi="Arial" w:eastAsia="Arial" w:cs="Arial"/>
                 <w:b/>
                 <w:bCs/>
               </w:rPr>
@@ -2907,9 +3013,8 @@
             </w:r>
             <w:r>
               <w:rPr>
-                <w:rFonts w:asciiTheme="minorHAnsi" w:hAnsiTheme="minorHAnsi" w:eastAsiaTheme="minorEastAsia" w:cstheme="minorBidi"/>
-                <w:sz w:val="22"/>
-                <w:szCs w:val="22"/>
+                <w:b/>
+                <w:bCs/>
               </w:rPr>
               <w:tab/>
             </w:r>
@@ -2917,40 +3022,53 @@
               <w:rPr>
                 <w:rStyle w:val="967"/>
                 <w:b/>
+                <w:bCs/>
+              </w:rPr>
+            </w:r>
+            <w:r>
+              <w:rPr>
+                <w:rStyle w:val="967"/>
+                <w:b/>
+                <w:bCs/>
               </w:rPr>
               <w:t xml:space="preserve">CONSIDERAÇÕES FINAIS</w:t>
             </w:r>
             <w:r>
+              <w:rPr>
+                <w:rStyle w:val="967"/>
+                <w:b/>
+                <w:bCs/>
+              </w:rPr>
+            </w:r>
+            <w:r>
+              <w:rPr>
+                <w:b w:val="0"/>
+                <w:bCs w:val="0"/>
+              </w:rPr>
               <w:tab/>
             </w:r>
             <w:r>
+              <w:rPr>
+                <w:b w:val="0"/>
+                <w:bCs w:val="0"/>
+              </w:rPr>
               <w:fldChar w:fldCharType="begin"/>
-            </w:r>
-            <w:r>
-              <w:instrText xml:space="preserve"> PAGEREF _Toc239322502 \h </w:instrText>
-            </w:r>
-            <w:r>
+              <w:instrText xml:space="preserve">PAGEREF _Toc239322511 \h</w:instrText>
               <w:fldChar w:fldCharType="separate"/>
-            </w:r>
-            <w:r>
               <w:t xml:space="preserve">19</w:t>
-            </w:r>
-            <w:r>
               <w:fldChar w:fldCharType="end"/>
             </w:r>
           </w:hyperlink>
           <w:r>
             <w:rPr>
-              <w:rFonts w:asciiTheme="minorHAnsi" w:hAnsiTheme="minorHAnsi" w:eastAsiaTheme="minorEastAsia" w:cstheme="minorBidi"/>
-              <w:sz w:val="22"/>
-              <w:szCs w:val="22"/>
+              <w:b/>
+              <w:bCs/>
             </w:rPr>
           </w:r>
           <w:r>
             <w:rPr>
-              <w:rFonts w:asciiTheme="minorHAnsi" w:hAnsiTheme="minorHAnsi" w:eastAsiaTheme="minorEastAsia" w:cstheme="minorBidi"/>
-              <w:sz w:val="22"/>
-              <w:szCs w:val="22"/>
+              <w:b/>
+              <w:bCs/>
             </w:rPr>
           </w:r>
         </w:p>
@@ -2958,54 +3076,67 @@
           <w:pPr>
             <w:pStyle w:val="984"/>
             <w:pBdr/>
+            <w:tabs>
+              <w:tab w:val="right" w:leader="dot" w:pos="9071"/>
+            </w:tabs>
             <w:spacing/>
             <w:ind/>
             <w:rPr>
-              <w:rFonts w:asciiTheme="minorHAnsi" w:hAnsiTheme="minorHAnsi" w:eastAsiaTheme="minorEastAsia" w:cstheme="minorBidi"/>
-              <w:sz w:val="22"/>
-              <w:szCs w:val="22"/>
+              <w:b/>
             </w:rPr>
           </w:pPr>
           <w:r/>
-          <w:hyperlink w:tooltip="#_Toc239322503" w:anchor="_Toc239322503" w:history="1">
+          <w:hyperlink w:tooltip="#_Toc239322512" w:anchor="_Toc239322512" w:history="1">
             <w:r>
               <w:rPr>
                 <w:rStyle w:val="967"/>
                 <w:b/>
+                <w:bCs/>
+              </w:rPr>
+            </w:r>
+            <w:r>
+              <w:rPr>
+                <w:rStyle w:val="967"/>
+                <w:b/>
+                <w:bCs/>
               </w:rPr>
               <w:t xml:space="preserve">REFERÊNCIAS</w:t>
             </w:r>
             <w:r>
+              <w:rPr>
+                <w:rStyle w:val="967"/>
+                <w:b w:val="0"/>
+                <w:bCs w:val="0"/>
+              </w:rPr>
+            </w:r>
+            <w:r>
+              <w:rPr>
+                <w:b w:val="0"/>
+                <w:bCs w:val="0"/>
+              </w:rPr>
               <w:tab/>
             </w:r>
             <w:r>
+              <w:rPr>
+                <w:b w:val="0"/>
+                <w:bCs w:val="0"/>
+              </w:rPr>
               <w:fldChar w:fldCharType="begin"/>
-            </w:r>
-            <w:r>
-              <w:instrText xml:space="preserve"> PAGEREF _Toc239322503 \h </w:instrText>
-            </w:r>
-            <w:r>
+              <w:instrText xml:space="preserve">PAGEREF _Toc239322512 \h</w:instrText>
               <w:fldChar w:fldCharType="separate"/>
-            </w:r>
-            <w:r>
               <w:t xml:space="preserve">20</w:t>
-            </w:r>
-            <w:r>
               <w:fldChar w:fldCharType="end"/>
             </w:r>
           </w:hyperlink>
           <w:r>
             <w:rPr>
-              <w:rFonts w:asciiTheme="minorHAnsi" w:hAnsiTheme="minorHAnsi" w:eastAsiaTheme="minorEastAsia" w:cstheme="minorBidi"/>
-              <w:sz w:val="22"/>
-              <w:szCs w:val="22"/>
+              <w:b w:val="0"/>
+              <w:bCs w:val="0"/>
             </w:rPr>
           </w:r>
           <w:r>
             <w:rPr>
-              <w:rFonts w:asciiTheme="minorHAnsi" w:hAnsiTheme="minorHAnsi" w:eastAsiaTheme="minorEastAsia" w:cstheme="minorBidi"/>
-              <w:sz w:val="22"/>
-              <w:szCs w:val="22"/>
+              <w:b/>
             </w:rPr>
           </w:r>
         </w:p>
@@ -3021,8 +3152,15 @@
               <w:b/>
               <w:bCs/>
             </w:rPr>
+          </w:r>
+          <w:r>
+            <w:rPr>
+              <w:b/>
+              <w:bCs/>
+            </w:rPr>
             <w:fldChar w:fldCharType="end"/>
           </w:r>
+          <w:r/>
           <w:r/>
         </w:p>
       </w:sdtContent>
@@ -3873,7 +4011,7 @@
         </w:rPr>
       </w:pPr>
       <w:r/>
-      <w:bookmarkStart w:id="0" w:name="_Toc239322483"/>
+      <w:bookmarkStart w:id="10" w:name="_Toc239322493"/>
       <w:r>
         <w:rPr>
           <w:b/>
@@ -3884,16 +4022,9 @@
         </w:rPr>
         <w:t xml:space="preserve">INTRODUÇÃO</w:t>
       </w:r>
-      <w:bookmarkEnd w:id="0"/>
-      <w:r>
-        <w:rPr>
-          <w:b/>
-          <w:bCs/>
-          <w:color w:val="000000" w:themeColor="text1"/>
-          <w:sz w:val="24"/>
-          <w:szCs w:val="24"/>
-        </w:rPr>
-      </w:r>
+      <w:r/>
+      <w:bookmarkEnd w:id="10"/>
+      <w:r/>
       <w:r>
         <w:rPr>
           <w:b/>
@@ -3971,7 +4102,7 @@
         </w:rPr>
       </w:pPr>
       <w:r/>
-      <w:bookmarkStart w:id="1" w:name="_Toc239322484"/>
+      <w:bookmarkStart w:id="11" w:name="_Toc239322494"/>
       <w:r>
         <w:rPr>
           <w:b/>
@@ -3981,15 +4112,9 @@
         </w:rPr>
         <w:t xml:space="preserve">Problema</w:t>
       </w:r>
-      <w:bookmarkEnd w:id="1"/>
-      <w:r>
-        <w:rPr>
-          <w:b/>
-          <w:color w:val="000000" w:themeColor="text1"/>
-          <w:sz w:val="24"/>
-          <w:szCs w:val="24"/>
-        </w:rPr>
-      </w:r>
+      <w:r/>
+      <w:bookmarkEnd w:id="11"/>
+      <w:r/>
       <w:r>
         <w:rPr>
           <w:b/>
@@ -4263,7 +4388,7 @@
         </w:rPr>
       </w:pPr>
       <w:r/>
-      <w:bookmarkStart w:id="2" w:name="_Toc239322485"/>
+      <w:bookmarkStart w:id="12" w:name="_Toc239322495"/>
       <w:r>
         <w:rPr>
           <w:b/>
@@ -4273,15 +4398,9 @@
         </w:rPr>
         <w:t xml:space="preserve">Justificativa</w:t>
       </w:r>
-      <w:bookmarkEnd w:id="2"/>
-      <w:r>
-        <w:rPr>
-          <w:b/>
-          <w:color w:val="000000" w:themeColor="text1"/>
-          <w:sz w:val="24"/>
-          <w:szCs w:val="24"/>
-        </w:rPr>
-      </w:r>
+      <w:r/>
+      <w:bookmarkEnd w:id="12"/>
+      <w:r/>
       <w:r>
         <w:rPr>
           <w:b/>
@@ -4526,7 +4645,7 @@
         </w:rPr>
       </w:pPr>
       <w:r/>
-      <w:bookmarkStart w:id="3" w:name="_Toc239322486"/>
+      <w:bookmarkStart w:id="13" w:name="_Toc239322496"/>
       <w:r>
         <w:rPr>
           <w:b/>
@@ -4536,15 +4655,9 @@
         </w:rPr>
         <w:t xml:space="preserve">Metodologia</w:t>
       </w:r>
-      <w:bookmarkEnd w:id="3"/>
-      <w:r>
-        <w:rPr>
-          <w:b/>
-          <w:color w:val="000000" w:themeColor="text1"/>
-          <w:sz w:val="24"/>
-          <w:szCs w:val="24"/>
-        </w:rPr>
-      </w:r>
+      <w:r/>
+      <w:bookmarkEnd w:id="13"/>
+      <w:r/>
       <w:r>
         <w:rPr>
           <w:b/>
@@ -4711,7 +4824,7 @@
         </w:rPr>
       </w:pPr>
       <w:r/>
-      <w:bookmarkStart w:id="4" w:name="_Toc239322487"/>
+      <w:bookmarkStart w:id="14" w:name="_Toc239322497"/>
       <w:r>
         <w:rPr>
           <w:b/>
@@ -4721,15 +4834,9 @@
         </w:rPr>
         <w:t xml:space="preserve">Objetivos</w:t>
       </w:r>
-      <w:bookmarkEnd w:id="4"/>
-      <w:r>
-        <w:rPr>
-          <w:b/>
-          <w:color w:val="000000" w:themeColor="text1"/>
-          <w:sz w:val="24"/>
-          <w:szCs w:val="24"/>
-        </w:rPr>
-      </w:r>
+      <w:r/>
+      <w:bookmarkEnd w:id="14"/>
+      <w:r/>
       <w:r>
         <w:rPr>
           <w:b/>
@@ -4767,7 +4874,7 @@
         </w:rPr>
       </w:pPr>
       <w:r/>
-      <w:bookmarkStart w:id="5" w:name="_Toc239322488"/>
+      <w:bookmarkStart w:id="15" w:name="_Toc239322498"/>
       <w:r>
         <w:rPr>
           <w:b/>
@@ -4777,15 +4884,9 @@
         </w:rPr>
         <w:t xml:space="preserve">Geral</w:t>
       </w:r>
-      <w:bookmarkEnd w:id="5"/>
-      <w:r>
-        <w:rPr>
-          <w:b/>
-          <w:color w:val="000000" w:themeColor="text1"/>
-          <w:sz w:val="24"/>
-          <w:szCs w:val="24"/>
-        </w:rPr>
-      </w:r>
+      <w:r/>
+      <w:bookmarkEnd w:id="15"/>
+      <w:r/>
       <w:r>
         <w:rPr>
           <w:b/>
@@ -4817,7 +4918,13 @@
         <w:t xml:space="preserve">O objeti</w:t>
       </w:r>
       <w:r>
-        <w:t xml:space="preserve">vo principal do projeto é conscientizar e informar sobre a depressão, durante esse processo buscamos entreter os jogadores com uma experiência divertida que ao mesmo tempo que diverte pode se contorcer quando a história precisar explicar temas mais sérios.</w:t>
+        <w:t xml:space="preserve">vo principal do projeto é criar um jogo de </w:t>
+      </w:r>
+      <w:r>
+        <w:t xml:space="preserve">RPG </w:t>
+      </w:r>
+      <w:r>
+        <w:t xml:space="preserve">digital que busque abordar temas relacionados à saúde mental, utilizando elementos narrativos e mecânicas de jogo como como recurso para promover a conscientização dos jogadores acerca da depressão</w:t>
       </w:r>
       <w:r/>
     </w:p>
@@ -4849,7 +4956,7 @@
         </w:rPr>
       </w:pPr>
       <w:r/>
-      <w:bookmarkStart w:id="6" w:name="_Toc239322489"/>
+      <w:bookmarkStart w:id="16" w:name="_Toc239322499"/>
       <w:r>
         <w:rPr>
           <w:b/>
@@ -4859,15 +4966,9 @@
         </w:rPr>
         <w:t xml:space="preserve">Específicos</w:t>
       </w:r>
-      <w:bookmarkEnd w:id="6"/>
-      <w:r>
-        <w:rPr>
-          <w:b/>
-          <w:color w:val="000000" w:themeColor="text1"/>
-          <w:sz w:val="24"/>
-          <w:szCs w:val="24"/>
-        </w:rPr>
-      </w:r>
+      <w:r/>
+      <w:bookmarkEnd w:id="16"/>
+      <w:r/>
       <w:r>
         <w:rPr>
           <w:b/>
@@ -4889,62 +4990,98 @@
     </w:p>
     <w:p>
       <w:pPr>
+        <w:pStyle w:val="983"/>
+        <w:numPr>
+          <w:ilvl w:val="0"/>
+          <w:numId w:val="19"/>
+        </w:numPr>
         <w:pBdr/>
         <w:spacing w:line="360" w:lineRule="auto"/>
-        <w:ind/>
-        <w:rPr/>
-      </w:pPr>
-      <w:r>
-        <w:tab/>
-        <w:t xml:space="preserve">Organizar jogos relacionados a literatura da pesquisa</w:t>
+        <w:ind w:right="0" w:firstLine="349" w:left="0"/>
+        <w:rPr>
+          <w:highlight w:val="none"/>
+        </w:rPr>
+      </w:pPr>
+      <w:r>
+        <w:t xml:space="preserve">Investigar dados e informações sobre a depressão, ansiedade, suicídio e outras questões de saúde mental por meio de pesquisas bibliográficas e documentos, buscando fundamentar o conteúdo do projeto</w:t>
       </w:r>
       <w:r/>
     </w:p>
     <w:p>
       <w:pPr>
+        <w:pStyle w:val="983"/>
+        <w:numPr>
+          <w:ilvl w:val="0"/>
+          <w:numId w:val="19"/>
+        </w:numPr>
         <w:pBdr/>
         <w:spacing w:line="360" w:lineRule="auto"/>
-        <w:ind w:firstLine="708"/>
-        <w:rPr/>
-      </w:pPr>
-      <w:r>
-        <w:t xml:space="preserve">Levantamento estatístico de índices de depressão</w:t>
-      </w:r>
-      <w:r/>
+        <w:ind w:firstLine="349" w:left="0"/>
+        <w:rPr>
+          <w:highlight w:val="none"/>
+        </w:rPr>
+      </w:pPr>
+      <w:r>
+        <w:rPr>
+          <w:highlight w:val="none"/>
+        </w:rPr>
+        <w:t xml:space="preserve">Analisar jogos que abordem temas relacionados a traumas e questões psicológicas, considerando suas abordagens, mecânicas de jogatina e formas de representação</w:t>
+      </w:r>
+      <w:r>
+        <w:rPr>
+          <w:highlight w:val="none"/>
+        </w:rPr>
+      </w:r>
     </w:p>
     <w:p>
       <w:pPr>
+        <w:pStyle w:val="983"/>
+        <w:numPr>
+          <w:ilvl w:val="0"/>
+          <w:numId w:val="19"/>
+        </w:numPr>
         <w:pBdr/>
         <w:spacing w:line="360" w:lineRule="auto"/>
-        <w:ind w:firstLine="708"/>
-        <w:rPr/>
-      </w:pPr>
-      <w:r>
-        <w:t xml:space="preserve">Criação dos personagens e história.</w:t>
-      </w:r>
-      <w:r/>
+        <w:ind w:firstLine="349" w:left="0"/>
+        <w:rPr>
+          <w:highlight w:val="none"/>
+        </w:rPr>
+      </w:pPr>
+      <w:r>
+        <w:rPr>
+          <w:highlight w:val="none"/>
+        </w:rPr>
+        <w:t xml:space="preserve">Construir uma narrativa e personagens com base nas informações obtidas e que façam com que o jogador se identifique com os mesmos, a fim de estimular a reflexão acerca de questões relacionadas em si mesmo</w:t>
+      </w:r>
+      <w:r>
+        <w:rPr>
+          <w:highlight w:val="none"/>
+        </w:rPr>
+      </w:r>
     </w:p>
     <w:p>
       <w:pPr>
+        <w:pStyle w:val="983"/>
+        <w:numPr>
+          <w:ilvl w:val="0"/>
+          <w:numId w:val="19"/>
+        </w:numPr>
         <w:pBdr/>
         <w:spacing w:line="360" w:lineRule="auto"/>
-        <w:ind w:firstLine="708"/>
+        <w:ind w:firstLine="349" w:left="0"/>
         <w:rPr/>
       </w:pPr>
       <w:r>
-        <w:t xml:space="preserve">Finalização da demo</w:t>
-      </w:r>
-      <w:r/>
-    </w:p>
-    <w:p>
-      <w:pPr>
-        <w:pBdr/>
-        <w:spacing w:line="360" w:lineRule="auto"/>
-        <w:ind w:firstLine="708"/>
-        <w:rPr/>
-      </w:pPr>
-      <w:r/>
-      <w:r/>
+        <w:rPr>
+          <w:highlight w:val="none"/>
+        </w:rPr>
+        <w:t xml:space="preserve">Avaliar a compreensão dos jogadores acerca do assunto após a experiência com o jogo por meio de entrevistas e questionários, buscando verificar de que maneira o jogo contribuiu para a compreensão e conscientização sobre os temas abordados</w:t>
+      </w:r>
+      <w:r>
+        <w:rPr>
+          <w:highlight w:val="none"/>
+        </w:rPr>
+      </w:r>
     </w:p>
     <w:p>
       <w:pPr>
@@ -4975,7 +5112,7 @@
         </w:rPr>
       </w:pPr>
       <w:r/>
-      <w:bookmarkStart w:id="7" w:name="_Toc239322490"/>
+      <w:bookmarkStart w:id="17" w:name="_Toc239322500"/>
       <w:r>
         <w:rPr>
           <w:b/>
@@ -4985,7 +5122,9 @@
         </w:rPr>
         <w:t xml:space="preserve">Hipóteses</w:t>
       </w:r>
-      <w:bookmarkEnd w:id="7"/>
+      <w:r/>
+      <w:bookmarkEnd w:id="17"/>
+      <w:r/>
       <w:r>
         <w:rPr>
           <w:b/>
@@ -4995,15 +5134,6 @@
           <w:szCs w:val="24"/>
         </w:rPr>
       </w:r>
-      <w:r>
-        <w:rPr>
-          <w:b/>
-          <w:bCs/>
-          <w:color w:val="000000" w:themeColor="text1"/>
-          <w:sz w:val="24"/>
-          <w:szCs w:val="24"/>
-        </w:rPr>
-      </w:r>
     </w:p>
     <w:p>
       <w:pPr>
@@ -5023,17 +5153,17 @@
         <w:pBdr/>
         <w:spacing w:after="0" w:line="360" w:lineRule="auto"/>
         <w:ind/>
-        <w:jc w:val="left"/>
-        <w:rPr/>
+        <w:jc w:val="both"/>
+        <w:rPr>
+          <w:highlight w:val="none"/>
+        </w:rPr>
       </w:pPr>
       <w:r>
         <w:rPr>
           <w:bCs/>
         </w:rPr>
         <w:tab/>
-      </w:r>
-      <w:r>
-        <w:t xml:space="preserve">Ao menos conscientizar sobre o assunto, de forma a ressaltar a gravidade dele.</w:t>
+        <w:t xml:space="preserve">Tem-se como hipótese principal que a experiência do jogo desenvolvido poderá contribuir para a conscientização dos jogadores em relação a depressão, de forma a ressaltar a gravidade dessa condição psicológica e colaborar para uma melhor compreensão do assunto. Espera-se também que a abordagem dos temas por meio da narrativa e mecânicas estimule uma maior empatia nos jogadores em respeito às pessoas que passam por esse distúrbio psicológico</w:t>
       </w:r>
       <w:r/>
     </w:p>
@@ -5043,14 +5173,23 @@
         <w:pBdr/>
         <w:spacing w:after="0" w:line="360" w:lineRule="auto"/>
         <w:ind/>
-        <w:jc w:val="left"/>
+        <w:jc w:val="both"/>
         <w:rPr/>
       </w:pPr>
       <w:r>
+        <w:rPr>
+          <w:bCs/>
+          <w:highlight w:val="none"/>
+        </w:rPr>
         <w:tab/>
-        <w:t xml:space="preserve">Aqueles que jogaram o jogo deverão sair conscientizados sobre a depressão aprendendo a seriedade da doença mental e começar a ter mais empatia sobre pessoas que sofrem dessa condição.</w:t>
-      </w:r>
-      <w:r/>
+        <w:t xml:space="preserve">Além disso, acredita-se que pessoas que vivenciam ou vivenciaram quadros depressivos possam reconhecer aspectos de suas próprias experiênicas ao longo do jogo, auxiliando sua compreensão sobre a condição e a importância da busca por acompanhamento profissional e de cuidados relacionados a saúde mental</w:t>
+      </w:r>
+      <w:r>
+        <w:rPr>
+          <w:bCs/>
+          <w:highlight w:val="none"/>
+        </w:rPr>
+      </w:r>
     </w:p>
     <w:p>
       <w:pPr>
@@ -5082,7 +5221,7 @@
         </w:rPr>
       </w:pPr>
       <w:r/>
-      <w:bookmarkStart w:id="8" w:name="_Toc239322491"/>
+      <w:bookmarkStart w:id="18" w:name="_Toc239322501"/>
       <w:r>
         <w:rPr>
           <w:b/>
@@ -5092,15 +5231,9 @@
         </w:rPr>
         <w:t xml:space="preserve">DESENVOLVIMENTO</w:t>
       </w:r>
-      <w:bookmarkEnd w:id="8"/>
-      <w:r>
-        <w:rPr>
-          <w:b/>
-          <w:color w:val="000000" w:themeColor="text1"/>
-          <w:sz w:val="24"/>
-          <w:szCs w:val="24"/>
-        </w:rPr>
-      </w:r>
+      <w:r/>
+      <w:bookmarkEnd w:id="18"/>
+      <w:r/>
       <w:r>
         <w:rPr>
           <w:b/>
@@ -5147,41 +5280,45 @@
         <w:ind/>
         <w:rPr>
           <w:b/>
-          <w:color w:val="auto"/>
+          <w:bCs/>
+          <w:color w:val="000000" w:themeColor="text1"/>
           <w:sz w:val="24"/>
+          <w:szCs w:val="24"/>
+          <w14:ligatures w14:val="none"/>
         </w:rPr>
       </w:pPr>
       <w:r/>
+      <w:bookmarkStart w:id="19" w:name="_Toc239322502"/>
+      <w:r>
+        <w:rPr>
+          <w:b/>
+          <w:bCs/>
+          <w:color w:val="000000" w:themeColor="text1"/>
+          <w:sz w:val="24"/>
+          <w:szCs w:val="24"/>
+        </w:rPr>
+      </w:r>
       <w:bookmarkStart w:id="9" w:name="_Toc239322492"/>
       <w:r>
         <w:rPr>
           <w:b/>
-          <w:color w:val="auto"/>
+          <w:bCs/>
+          <w:color w:val="000000" w:themeColor="text1"/>
           <w:sz w:val="24"/>
-        </w:rPr>
-        <w:t xml:space="preserve">Framework/</w:t>
-      </w:r>
+          <w:szCs w:val="24"/>
+        </w:rPr>
+        <w:t xml:space="preserve">Motor de jogo</w:t>
+      </w:r>
+      <w:r/>
+      <w:bookmarkEnd w:id="19"/>
+      <w:r/>
       <w:r>
         <w:rPr>
           <w:b/>
-          <w:color w:val="auto"/>
+          <w:bCs/>
+          <w:color w:val="000000" w:themeColor="text1"/>
           <w:sz w:val="24"/>
-        </w:rPr>
-        <w:t xml:space="preserve">Engine</w:t>
-      </w:r>
-      <w:bookmarkEnd w:id="9"/>
-      <w:r>
-        <w:rPr>
-          <w:b/>
-          <w:color w:val="auto"/>
-          <w:sz w:val="24"/>
-        </w:rPr>
-      </w:r>
-      <w:r>
-        <w:rPr>
-          <w:b/>
-          <w:color w:val="auto"/>
-          <w:sz w:val="24"/>
+          <w:szCs w:val="24"/>
         </w:rPr>
       </w:r>
     </w:p>
@@ -5311,9 +5448,7 @@
         </w:rPr>
       </w:pPr>
       <w:r/>
-      <w:bookmarkStart w:id="10" w:name="_Toc381728151"/>
-      <w:r/>
-      <w:bookmarkStart w:id="11" w:name="_Toc239322493"/>
+      <w:bookmarkStart w:id="20" w:name="_Toc239322503"/>
       <w:r>
         <w:rPr>
           <w:b/>
@@ -5323,17 +5458,9 @@
         </w:rPr>
         <w:t xml:space="preserve">História</w:t>
       </w:r>
-      <w:bookmarkEnd w:id="10"/>
       <w:r/>
-      <w:bookmarkEnd w:id="11"/>
-      <w:r>
-        <w:rPr>
-          <w:b/>
-          <w:color w:val="auto"/>
-          <w:sz w:val="24"/>
-          <w:szCs w:val="24"/>
-        </w:rPr>
-      </w:r>
+      <w:bookmarkEnd w:id="20"/>
+      <w:r/>
       <w:r>
         <w:rPr>
           <w:b/>
@@ -5577,9 +5704,7 @@
         </w:rPr>
       </w:pPr>
       <w:r/>
-      <w:bookmarkStart w:id="12" w:name="_Toc381728156"/>
-      <w:r/>
-      <w:bookmarkStart w:id="13" w:name="_Toc239322494"/>
+      <w:bookmarkStart w:id="21" w:name="_Toc239322504"/>
       <w:r>
         <w:rPr>
           <w:b/>
@@ -5589,17 +5714,9 @@
         </w:rPr>
         <w:t xml:space="preserve">Universo do Jogo</w:t>
       </w:r>
-      <w:bookmarkEnd w:id="12"/>
       <w:r/>
-      <w:bookmarkEnd w:id="13"/>
-      <w:r>
-        <w:rPr>
-          <w:b/>
-          <w:color w:val="auto"/>
-          <w:sz w:val="24"/>
-          <w:szCs w:val="24"/>
-        </w:rPr>
-      </w:r>
+      <w:bookmarkEnd w:id="21"/>
+      <w:r/>
       <w:r>
         <w:rPr>
           <w:b/>
@@ -6180,9 +6297,7 @@
         </w:rPr>
       </w:pPr>
       <w:r/>
-      <w:bookmarkStart w:id="14" w:name="_Toc381728153"/>
-      <w:r/>
-      <w:bookmarkStart w:id="15" w:name="_Toc239322495"/>
+      <w:bookmarkStart w:id="22" w:name="_Toc239322505"/>
       <w:r>
         <w:rPr>
           <w:b/>
@@ -6192,17 +6307,9 @@
         </w:rPr>
         <w:t xml:space="preserve">Personagens</w:t>
       </w:r>
-      <w:bookmarkEnd w:id="14"/>
       <w:r/>
-      <w:bookmarkEnd w:id="15"/>
-      <w:r>
-        <w:rPr>
-          <w:b/>
-          <w:color w:val="auto"/>
-          <w:sz w:val="24"/>
-          <w:szCs w:val="24"/>
-        </w:rPr>
-      </w:r>
+      <w:bookmarkEnd w:id="22"/>
+      <w:r/>
       <w:r>
         <w:rPr>
           <w:b/>
@@ -6680,8 +6787,7 @@
       <w:r>
         <w:rPr>
           <w:rFonts w:eastAsia="Arial" w:cs="Arial"/>
-          <w:b w:val="0"/>
-          <w:bCs w:val="0"/>
+          <w:highlight w:val="none"/>
         </w:rPr>
       </w:r>
       <w:r>
@@ -6713,7 +6819,6 @@
       <w:r>
         <w:rPr>
           <w:rFonts w:eastAsia="Arial" w:cs="Arial"/>
-          <w:highlight w:val="none"/>
         </w:rPr>
       </w:r>
       <w:r>
@@ -6747,6 +6852,7 @@
           <w:sz w:val="20"/>
           <w:szCs w:val="16"/>
         </w:rPr>
+        <w:t xml:space="preserve">elementos se somam: além da sobrecarga de tarefas e da pressão por resultados, há </w:t>
       </w:r>
       <w:r>
         <w:rPr>
@@ -6754,7 +6860,7 @@
           <w:sz w:val="20"/>
           <w:szCs w:val="16"/>
         </w:rPr>
-        <w:t xml:space="preserve">elementos se somam: além da sobrecarga de tarefas e da pressão por resultados, há </w:t>
+        <w:t xml:space="preserve">o medo de ser visto como fraco, improdutivo ou incapaz de lidar com as demandas </w:t>
       </w:r>
       <w:r>
         <w:rPr>
@@ -6762,6 +6868,7 @@
           <w:sz w:val="20"/>
           <w:szCs w:val="16"/>
         </w:rPr>
+        <w:t xml:space="preserve">acadêmicas. Assim, o perfil do universitário contemporâneo é atravessado por </w:t>
       </w:r>
       <w:r>
         <w:rPr>
@@ -6769,7 +6876,7 @@
           <w:sz w:val="20"/>
           <w:szCs w:val="16"/>
         </w:rPr>
-        <w:t xml:space="preserve">o medo de ser visto como fraco, improdutivo ou incapaz de lidar com as demandas </w:t>
+        <w:t xml:space="preserve">múltiplas exigências e incertezas, que tornam a experiência na educação superior um </w:t>
       </w:r>
       <w:r>
         <w:rPr>
@@ -6777,6 +6884,7 @@
           <w:sz w:val="20"/>
           <w:szCs w:val="16"/>
         </w:rPr>
+        <w:t xml:space="preserve">campo fértil tanto para desenvolvimento e autonomia quanto para sofrimento psíquico </w:t>
       </w:r>
       <w:r>
         <w:rPr>
@@ -6784,7 +6892,7 @@
           <w:sz w:val="20"/>
           <w:szCs w:val="16"/>
         </w:rPr>
-        <w:t xml:space="preserve">acadêmicas. Assim, o perfil do universitário contemporâneo é atravessado por </w:t>
+        <w:t xml:space="preserve">(CAVALCANTE et al., 2021; MINAYO, 2017; GOFFMAN, 1988).</w:t>
       </w:r>
       <w:r>
         <w:rPr>
@@ -6793,106 +6901,7 @@
           <w:szCs w:val="16"/>
         </w:rPr>
       </w:r>
-      <w:r>
-        <w:rPr>
-          <w:rFonts w:eastAsia="Arial" w:cs="Arial"/>
-          <w:sz w:val="20"/>
-          <w:szCs w:val="16"/>
-        </w:rPr>
-        <w:t xml:space="preserve">múltiplas exigências e incertezas, que tornam a experiência na educação superior um </w:t>
-      </w:r>
-      <w:r>
-        <w:rPr>
-          <w:rFonts w:eastAsia="Arial" w:cs="Arial"/>
-          <w:sz w:val="20"/>
-          <w:szCs w:val="16"/>
-        </w:rPr>
-      </w:r>
-      <w:r>
-        <w:rPr>
-          <w:rFonts w:eastAsia="Arial" w:cs="Arial"/>
-          <w:sz w:val="20"/>
-          <w:szCs w:val="16"/>
-        </w:rPr>
-        <w:t xml:space="preserve">campo fértil tanto para desenvolvimento e autonomia quanto para sofrimento psíquico </w:t>
-      </w:r>
-      <w:r>
-        <w:rPr>
-          <w:rFonts w:eastAsia="Arial" w:cs="Arial"/>
-          <w:sz w:val="20"/>
-          <w:szCs w:val="16"/>
-        </w:rPr>
-      </w:r>
-      <w:r>
-        <w:rPr>
-          <w:rFonts w:eastAsia="Arial" w:cs="Arial"/>
-          <w:sz w:val="20"/>
-          <w:szCs w:val="16"/>
-        </w:rPr>
-        <w:t xml:space="preserve">(CAVALCANTE et al., 2021; MINAYO, 2017; GOFFMAN, 1988).</w:t>
-      </w:r>
-      <w:r>
-        <w:rPr>
-          <w:rFonts w:eastAsia="Arial" w:cs="Arial"/>
-          <w:sz w:val="20"/>
-          <w:szCs w:val="16"/>
-        </w:rPr>
-      </w:r>
-      <w:r>
-        <w:rPr>
-          <w:rFonts w:eastAsia="Arial" w:cs="Arial"/>
-          <w:sz w:val="20"/>
-          <w:szCs w:val="16"/>
-        </w:rPr>
-      </w:r>
-      <w:r>
-        <w:rPr>
-          <w:sz w:val="20"/>
-          <w:szCs w:val="16"/>
-        </w:rPr>
-      </w:r>
-      <w:r>
-        <w:rPr>
-          <w:rFonts w:eastAsia="Arial" w:cs="Arial"/>
-          <w:sz w:val="20"/>
-          <w:szCs w:val="16"/>
-        </w:rPr>
-      </w:r>
-      <w:r>
-        <w:rPr>
-          <w:rFonts w:eastAsia="Arial" w:cs="Arial"/>
-          <w:sz w:val="20"/>
-          <w:szCs w:val="16"/>
-        </w:rPr>
-      </w:r>
-      <w:r>
-        <w:rPr>
-          <w:rFonts w:eastAsia="Arial" w:cs="Arial"/>
-          <w:sz w:val="20"/>
-          <w:szCs w:val="16"/>
-        </w:rPr>
-      </w:r>
-      <w:r>
-        <w:rPr>
-          <w:rFonts w:eastAsia="Arial" w:cs="Arial"/>
-          <w:sz w:val="20"/>
-          <w:szCs w:val="16"/>
-        </w:rPr>
-      </w:r>
-      <w:r>
-        <w:rPr>
-          <w:rFonts w:eastAsia="Arial" w:cs="Arial"/>
-          <w:sz w:val="20"/>
-          <w:szCs w:val="16"/>
-        </w:rPr>
-      </w:r>
-      <w:r>
-        <w:rPr>
-          <w:rFonts w:eastAsia="Arial" w:cs="Arial"/>
-          <w:sz w:val="20"/>
-          <w:szCs w:val="16"/>
-        </w:rPr>
-      </w:r>
+      <w:r/>
     </w:p>
     <w:p>
       <w:pPr>
@@ -6917,6 +6926,11 @@
           <w:rFonts w:eastAsia="Arial" w:cs="Arial"/>
         </w:rPr>
       </w:r>
+      <w:r>
+        <w:rPr>
+          <w:rFonts w:eastAsia="Arial" w:cs="Arial"/>
+        </w:rPr>
+      </w:r>
     </w:p>
     <w:p>
       <w:pPr>
@@ -6942,12 +6956,18 @@
         <w:rPr>
           <w:rFonts w:eastAsia="Arial" w:cs="Arial"/>
         </w:rPr>
-        <w:t xml:space="preserve">, as experiências vividas por Matthew ao longo de sua vida, especialmente os conflitos familiares, dificuldades de socialização, o abandono afetivo de seus pais e seu período de formação acadêmica moldaram sua personalidade de modo que refletisse as consequências  desses episódios em sua forma de perceber a si mesmo e de se relacionar com outras pessoas. Assim, o personagem foi desenvolvido como um jovem tímido que apresenta sintomas de depressão e ansiedade, que demonstra preocupação constante com a</w:t>
+        <w:t xml:space="preserve">, as experiências vividas por Matthew ao longo de sua vida, especialmente os conflitos familiares, dificuldades de socialização, o abandono afetivo de seus pais e seu período de formação acadêmica moldaram sua personalidade de modo que refletisse as</w:t>
       </w:r>
       <w:r>
         <w:rPr>
           <w:rFonts w:eastAsia="Arial" w:cs="Arial"/>
         </w:rPr>
+        <w:t xml:space="preserve"> consequências  desses episódios em sua forma de perceber a si mesmo e de se relacionar com outras pessoas. Assim, o personagem foi desenvolvido como um jovem tímido que apresenta sintomas de depressão e ansiedade, que demonstra preocupação constante com a</w:t>
+      </w:r>
+      <w:r>
+        <w:rPr>
+          <w:rFonts w:eastAsia="Arial" w:cs="Arial"/>
+        </w:rPr>
         <w:t xml:space="preserve"> maneira como é percebido pelas outras pessoas.</w:t>
       </w:r>
       <w:r>
@@ -6965,6 +6985,12 @@
       <w:r>
         <w:rPr>
           <w:rFonts w:eastAsia="Arial" w:cs="Arial"/>
+        </w:rPr>
+      </w:r>
+      <w:r>
+        <w:rPr>
+          <w:rFonts w:eastAsia="Arial" w:cs="Arial"/>
+          <w:highlight w:val="none"/>
         </w:rPr>
       </w:r>
     </w:p>
@@ -6994,14 +7020,27 @@
           <w:rFonts w:eastAsia="Arial" w:cs="Arial"/>
           <w:highlight w:val="none"/>
         </w:rPr>
-        <w:t xml:space="preserve">demonstra dificuldade em se expressar verbalmente, apresentando poucas respostas às falas de outros personagens. Da mesma forma, durante os combates, suas ações de ACT são, em primeiro momento, compostas por movimentos físicos e respostas racionais, em vez de tentativas de interação</w:t>
+        <w:t xml:space="preserve">demonstra dificuldade em se</w:t>
       </w:r>
       <w:r>
         <w:rPr>
           <w:rFonts w:eastAsia="Arial" w:cs="Arial"/>
           <w:highlight w:val="none"/>
         </w:rPr>
+        <w:t xml:space="preserve"> expressar verbalmente, apresentando poucas respostas às falas de outros personagens. Da mesma forma, durante os combates, suas ações de ACT são, em primeiro momento, compostas por movimentos físicos e respostas racionais, em vez de tentativas de interação</w:t>
+      </w:r>
+      <w:r>
+        <w:rPr>
+          <w:rFonts w:eastAsia="Arial" w:cs="Arial"/>
+          <w:highlight w:val="none"/>
+        </w:rPr>
         <w:t xml:space="preserve"> ou comunicação</w:t>
+      </w:r>
+      <w:r>
+        <w:rPr>
+          <w:rFonts w:eastAsia="Arial" w:cs="Arial"/>
+          <w:highlight w:val="none"/>
+        </w:rPr>
       </w:r>
       <w:r>
         <w:rPr>
@@ -7977,9 +8016,7 @@
         </w:rPr>
       </w:pPr>
       <w:r/>
-      <w:bookmarkStart w:id="17" w:name="_Toc381728152"/>
-      <w:r/>
-      <w:bookmarkStart w:id="18" w:name="_Toc239322496"/>
+      <w:bookmarkStart w:id="23" w:name="_Toc239322506"/>
       <w:r>
         <w:rPr>
           <w:b/>
@@ -7989,17 +8026,9 @@
         </w:rPr>
         <w:t xml:space="preserve">Gameplay</w:t>
       </w:r>
-      <w:bookmarkEnd w:id="17"/>
       <w:r/>
-      <w:bookmarkEnd w:id="18"/>
-      <w:r>
-        <w:rPr>
-          <w:b/>
-          <w:color w:val="auto"/>
-          <w:sz w:val="24"/>
-          <w:szCs w:val="24"/>
-        </w:rPr>
-      </w:r>
+      <w:bookmarkEnd w:id="23"/>
+      <w:r/>
       <w:r>
         <w:rPr>
           <w:b/>
@@ -8816,9 +8845,7 @@
         </w:rPr>
       </w:pPr>
       <w:r/>
-      <w:bookmarkStart w:id="19" w:name="_Toc381728154"/>
-      <w:r/>
-      <w:bookmarkStart w:id="20" w:name="_Toc239322497"/>
+      <w:bookmarkStart w:id="24" w:name="_Toc239322507"/>
       <w:r>
         <w:rPr>
           <w:b/>
@@ -8828,17 +8855,9 @@
         </w:rPr>
         <w:t xml:space="preserve">Controles</w:t>
       </w:r>
-      <w:bookmarkEnd w:id="19"/>
       <w:r/>
-      <w:bookmarkEnd w:id="20"/>
-      <w:r>
-        <w:rPr>
-          <w:b/>
-          <w:color w:val="auto"/>
-          <w:sz w:val="24"/>
-          <w:szCs w:val="24"/>
-        </w:rPr>
-      </w:r>
+      <w:bookmarkEnd w:id="24"/>
+      <w:r/>
       <w:r>
         <w:rPr>
           <w:b/>
@@ -9254,9 +9273,7 @@
         </w:rPr>
       </w:pPr>
       <w:r/>
-      <w:bookmarkStart w:id="21" w:name="_Toc381728155"/>
-      <w:r/>
-      <w:bookmarkStart w:id="22" w:name="_Toc239322498"/>
+      <w:bookmarkStart w:id="25" w:name="_Toc239322508"/>
       <w:r>
         <w:rPr>
           <w:b/>
@@ -9266,17 +9283,9 @@
         </w:rPr>
         <w:t xml:space="preserve">Câmera</w:t>
       </w:r>
-      <w:bookmarkEnd w:id="21"/>
       <w:r/>
-      <w:bookmarkEnd w:id="22"/>
-      <w:r>
-        <w:rPr>
-          <w:b/>
-          <w:color w:val="auto"/>
-          <w:sz w:val="24"/>
-          <w:szCs w:val="24"/>
-        </w:rPr>
-      </w:r>
+      <w:bookmarkEnd w:id="25"/>
+      <w:r/>
       <w:r>
         <w:rPr>
           <w:b/>
@@ -9463,7 +9472,6 @@
           <w:szCs w:val="24"/>
         </w:rPr>
       </w:pPr>
-      <w:r/>
       <w:r>
         <mc:AlternateContent>
           <mc:Choice Requires="wpg">
@@ -9533,7 +9541,6 @@
           </mc:Fallback>
         </mc:AlternateContent>
       </w:r>
-      <w:r/>
       <w:r>
         <w:rPr>
           <w:rFonts w:cs="Arial"/>
@@ -9716,25 +9723,7 @@
       <w:r>
         <w:rPr>
           <w:rFonts w:cs="Arial"/>
-          <w:szCs w:val="24"/>
-        </w:rPr>
-      </w:r>
-      <w:r>
-        <w:rPr>
-          <w:rFonts w:cs="Arial"/>
-          <w:szCs w:val="24"/>
-        </w:rPr>
-      </w:r>
-      <w:r>
-        <w:rPr>
-          <w:rFonts w:cs="Arial"/>
-          <w:szCs w:val="24"/>
-        </w:rPr>
-      </w:r>
-      <w:r>
-        <w:rPr>
-          <w:rFonts w:cs="Arial"/>
-          <w:szCs w:val="24"/>
+          <w:highlight w:val="none"/>
         </w:rPr>
       </w:r>
     </w:p>
@@ -9765,6 +9754,11 @@
           <w:highlight w:val="none"/>
         </w:rPr>
       </w:r>
+      <w:r>
+        <w:rPr>
+          <w:rFonts w:cs="Arial"/>
+        </w:rPr>
+      </w:r>
     </w:p>
     <w:p>
       <w:pPr>
@@ -9784,9 +9778,7 @@
         </w:rPr>
       </w:pPr>
       <w:r/>
-      <w:bookmarkStart w:id="23" w:name="_Toc381728157"/>
-      <w:r/>
-      <w:bookmarkStart w:id="24" w:name="_Toc239322499"/>
+      <w:bookmarkStart w:id="26" w:name="_Toc239322509"/>
       <w:r>
         <w:rPr>
           <w:b/>
@@ -9796,17 +9788,9 @@
         </w:rPr>
         <w:t xml:space="preserve">Inimigos</w:t>
       </w:r>
-      <w:bookmarkEnd w:id="23"/>
       <w:r/>
-      <w:bookmarkEnd w:id="24"/>
-      <w:r>
-        <w:rPr>
-          <w:b/>
-          <w:color w:val="auto"/>
-          <w:sz w:val="24"/>
-          <w:szCs w:val="24"/>
-        </w:rPr>
-      </w:r>
+      <w:bookmarkEnd w:id="26"/>
+      <w:r/>
       <w:r>
         <w:rPr>
           <w:b/>
@@ -10230,13 +10214,6 @@
       </w:pPr>
       <w:r>
         <w:rPr>
-          <w:rFonts w:eastAsia="Arial" w:cs="Arial"/>
-          <w:szCs w:val="24"/>
-        </w:rPr>
-        <w:br w:type="page" w:clear="all"/>
-      </w:r>
-      <w:r>
-        <w:rPr>
           <w:rFonts w:cs="Arial"/>
           <w:szCs w:val="24"/>
         </w:rPr>
@@ -10266,9 +10243,8 @@
         </w:rPr>
       </w:pPr>
       <w:r/>
-      <w:bookmarkStart w:id="25" w:name="_Toc381728158"/>
+      <w:bookmarkStart w:id="27" w:name="_Toc239322510"/>
       <w:r/>
-      <w:bookmarkStart w:id="26" w:name="_Toc239322500"/>
       <w:r>
         <w:rPr>
           <w:b/>
@@ -10278,17 +10254,9 @@
         </w:rPr>
         <w:t xml:space="preserve">Interface</w:t>
       </w:r>
-      <w:bookmarkEnd w:id="25"/>
       <w:r/>
-      <w:bookmarkEnd w:id="26"/>
-      <w:r>
-        <w:rPr>
-          <w:b/>
-          <w:color w:val="auto"/>
-          <w:sz w:val="24"/>
-          <w:szCs w:val="24"/>
-        </w:rPr>
-      </w:r>
+      <w:bookmarkEnd w:id="27"/>
+      <w:r/>
       <w:r>
         <w:rPr>
           <w:b/>
@@ -10559,358 +10527,6 @@
     </w:p>
     <w:p>
       <w:pPr>
-        <w:pStyle w:val="781"/>
-        <w:numPr>
-          <w:ilvl w:val="1"/>
-          <w:numId w:val="6"/>
-        </w:numPr>
-        <w:pBdr/>
-        <w:spacing w:line="360" w:lineRule="auto"/>
-        <w:ind/>
-        <w:rPr>
-          <w:b/>
-          <w:color w:val="auto"/>
-          <w:sz w:val="24"/>
-          <w:szCs w:val="24"/>
-        </w:rPr>
-      </w:pPr>
-      <w:r/>
-      <w:bookmarkStart w:id="27" w:name="_Toc381728159"/>
-      <w:r/>
-      <w:bookmarkStart w:id="28" w:name="_Toc239322501"/>
-      <w:r>
-        <w:rPr>
-          <w:b/>
-          <w:color w:val="auto"/>
-          <w:sz w:val="24"/>
-          <w:szCs w:val="24"/>
-        </w:rPr>
-        <w:t xml:space="preserve">Cutscenes</w:t>
-      </w:r>
-      <w:bookmarkEnd w:id="27"/>
-      <w:r/>
-      <w:bookmarkEnd w:id="28"/>
-      <w:r>
-        <w:rPr>
-          <w:b/>
-          <w:color w:val="auto"/>
-          <w:sz w:val="24"/>
-          <w:szCs w:val="24"/>
-        </w:rPr>
-      </w:r>
-      <w:r>
-        <w:rPr>
-          <w:b/>
-          <w:color w:val="auto"/>
-          <w:sz w:val="24"/>
-          <w:szCs w:val="24"/>
-        </w:rPr>
-      </w:r>
-    </w:p>
-    <w:p>
-      <w:pPr>
-        <w:pStyle w:val="983"/>
-        <w:pBdr/>
-        <w:tabs>
-          <w:tab w:val="left" w:leader="none" w:pos="7672"/>
-        </w:tabs>
-        <w:spacing w:line="360" w:lineRule="auto"/>
-        <w:ind w:right="0" w:firstLine="349" w:left="360"/>
-        <w:rPr>
-          <w:rFonts w:cs="Arial"/>
-          <w:szCs w:val="24"/>
-        </w:rPr>
-      </w:pPr>
-      <w:r>
-        <w:rPr>
-          <w:rFonts w:cs="Arial"/>
-          <w:szCs w:val="24"/>
-        </w:rPr>
-      </w:r>
-      <w:r>
-        <w:rPr>
-          <w:rFonts w:cs="Arial"/>
-          <w:szCs w:val="24"/>
-        </w:rPr>
-      </w:r>
-      <w:r>
-        <w:rPr>
-          <w:rFonts w:cs="Arial"/>
-          <w:szCs w:val="24"/>
-        </w:rPr>
-      </w:r>
-    </w:p>
-    <w:p>
-      <w:pPr>
-        <w:pStyle w:val="983"/>
-        <w:pBdr/>
-        <w:tabs>
-          <w:tab w:val="left" w:leader="none" w:pos="7672"/>
-        </w:tabs>
-        <w:spacing w:line="360" w:lineRule="auto"/>
-        <w:ind w:right="0" w:firstLine="349" w:left="360"/>
-        <w:rPr>
-          <w:rFonts w:cs="Arial"/>
-          <w:szCs w:val="24"/>
-        </w:rPr>
-      </w:pPr>
-      <w:r>
-        <w:rPr>
-          <w:rFonts w:eastAsia="Arial" w:cs="Arial"/>
-          <w:szCs w:val="24"/>
-        </w:rPr>
-        <w:t xml:space="preserve">- Descrição dos filmes que serão incluídos no jogo;</w:t>
-      </w:r>
-      <w:r>
-        <w:rPr>
-          <w:rFonts w:cs="Arial"/>
-          <w:szCs w:val="24"/>
-        </w:rPr>
-      </w:r>
-      <w:r>
-        <w:rPr>
-          <w:rFonts w:cs="Arial"/>
-          <w:szCs w:val="24"/>
-        </w:rPr>
-      </w:r>
-    </w:p>
-    <w:p>
-      <w:pPr>
-        <w:pStyle w:val="983"/>
-        <w:pBdr/>
-        <w:tabs>
-          <w:tab w:val="left" w:leader="none" w:pos="7672"/>
-        </w:tabs>
-        <w:spacing w:line="360" w:lineRule="auto"/>
-        <w:ind w:right="0" w:firstLine="349" w:left="360"/>
-        <w:rPr>
-          <w:rFonts w:cs="Arial"/>
-          <w:szCs w:val="24"/>
-        </w:rPr>
-      </w:pPr>
-      <w:r>
-        <w:rPr>
-          <w:rFonts w:cs="Arial"/>
-          <w:szCs w:val="24"/>
-        </w:rPr>
-      </w:r>
-      <w:r>
-        <w:rPr>
-          <w:rFonts w:cs="Arial"/>
-          <w:szCs w:val="24"/>
-        </w:rPr>
-      </w:r>
-      <w:r>
-        <w:rPr>
-          <w:rFonts w:cs="Arial"/>
-          <w:szCs w:val="24"/>
-        </w:rPr>
-      </w:r>
-    </w:p>
-    <w:p>
-      <w:pPr>
-        <w:pStyle w:val="983"/>
-        <w:pBdr/>
-        <w:tabs>
-          <w:tab w:val="left" w:leader="none" w:pos="7672"/>
-        </w:tabs>
-        <w:spacing w:line="360" w:lineRule="auto"/>
-        <w:ind w:right="0" w:firstLine="349" w:left="360"/>
-        <w:rPr>
-          <w:rFonts w:cs="Arial"/>
-          <w:szCs w:val="24"/>
-        </w:rPr>
-      </w:pPr>
-      <w:r>
-        <w:rPr>
-          <w:rFonts w:eastAsia="Arial" w:cs="Arial"/>
-          <w:szCs w:val="24"/>
-        </w:rPr>
-        <w:t xml:space="preserve">- Descrição dos roteiros;</w:t>
-      </w:r>
-      <w:r>
-        <w:rPr>
-          <w:rFonts w:cs="Arial"/>
-          <w:szCs w:val="24"/>
-        </w:rPr>
-      </w:r>
-      <w:r>
-        <w:rPr>
-          <w:rFonts w:cs="Arial"/>
-          <w:szCs w:val="24"/>
-        </w:rPr>
-      </w:r>
-    </w:p>
-    <w:p>
-      <w:pPr>
-        <w:pStyle w:val="983"/>
-        <w:pBdr/>
-        <w:tabs>
-          <w:tab w:val="left" w:leader="none" w:pos="7672"/>
-        </w:tabs>
-        <w:spacing w:line="360" w:lineRule="auto"/>
-        <w:ind w:right="0" w:firstLine="349" w:left="360"/>
-        <w:rPr>
-          <w:rFonts w:cs="Arial"/>
-          <w:szCs w:val="24"/>
-        </w:rPr>
-      </w:pPr>
-      <w:r>
-        <w:rPr>
-          <w:rFonts w:cs="Arial"/>
-          <w:szCs w:val="24"/>
-        </w:rPr>
-      </w:r>
-      <w:r>
-        <w:rPr>
-          <w:rFonts w:cs="Arial"/>
-          <w:szCs w:val="24"/>
-        </w:rPr>
-      </w:r>
-      <w:r>
-        <w:rPr>
-          <w:rFonts w:cs="Arial"/>
-          <w:szCs w:val="24"/>
-        </w:rPr>
-      </w:r>
-    </w:p>
-    <w:p>
-      <w:pPr>
-        <w:pStyle w:val="983"/>
-        <w:pBdr/>
-        <w:tabs>
-          <w:tab w:val="left" w:leader="none" w:pos="7672"/>
-        </w:tabs>
-        <w:spacing w:line="360" w:lineRule="auto"/>
-        <w:ind w:right="0" w:firstLine="349" w:left="360"/>
-        <w:rPr>
-          <w:rFonts w:cs="Arial"/>
-          <w:szCs w:val="24"/>
-        </w:rPr>
-      </w:pPr>
-      <w:r>
-        <w:rPr>
-          <w:rFonts w:eastAsia="Arial" w:cs="Arial"/>
-          <w:szCs w:val="24"/>
-        </w:rPr>
-        <w:t xml:space="preserve">- Qual método será usado para a criação dos filmes?</w:t>
-      </w:r>
-      <w:r>
-        <w:rPr>
-          <w:rFonts w:cs="Arial"/>
-          <w:szCs w:val="24"/>
-        </w:rPr>
-      </w:r>
-      <w:r>
-        <w:rPr>
-          <w:rFonts w:cs="Arial"/>
-          <w:szCs w:val="24"/>
-        </w:rPr>
-      </w:r>
-    </w:p>
-    <w:p>
-      <w:pPr>
-        <w:pStyle w:val="983"/>
-        <w:pBdr/>
-        <w:tabs>
-          <w:tab w:val="left" w:leader="none" w:pos="7672"/>
-        </w:tabs>
-        <w:spacing w:line="360" w:lineRule="auto"/>
-        <w:ind w:right="0" w:firstLine="349" w:left="360"/>
-        <w:rPr>
-          <w:rFonts w:cs="Arial"/>
-          <w:szCs w:val="24"/>
-        </w:rPr>
-      </w:pPr>
-      <w:r>
-        <w:rPr>
-          <w:rFonts w:cs="Arial"/>
-          <w:szCs w:val="24"/>
-        </w:rPr>
-      </w:r>
-      <w:r>
-        <w:rPr>
-          <w:rFonts w:cs="Arial"/>
-          <w:szCs w:val="24"/>
-        </w:rPr>
-      </w:r>
-      <w:r>
-        <w:rPr>
-          <w:rFonts w:cs="Arial"/>
-          <w:szCs w:val="24"/>
-        </w:rPr>
-      </w:r>
-    </w:p>
-    <w:p>
-      <w:pPr>
-        <w:pStyle w:val="983"/>
-        <w:pBdr/>
-        <w:tabs>
-          <w:tab w:val="left" w:leader="none" w:pos="7672"/>
-        </w:tabs>
-        <w:spacing w:line="360" w:lineRule="auto"/>
-        <w:ind w:right="0" w:firstLine="349" w:left="360"/>
-        <w:rPr>
-          <w:rFonts w:cs="Arial"/>
-          <w:szCs w:val="24"/>
-        </w:rPr>
-      </w:pPr>
-      <w:r>
-        <w:rPr>
-          <w:rFonts w:eastAsia="Arial" w:cs="Arial"/>
-          <w:szCs w:val="24"/>
-        </w:rPr>
-        <w:t xml:space="preserve">- Em quais momentos eles serão exibidos?</w:t>
-      </w:r>
-      <w:r>
-        <w:rPr>
-          <w:rFonts w:cs="Arial"/>
-          <w:szCs w:val="24"/>
-        </w:rPr>
-      </w:r>
-      <w:r>
-        <w:rPr>
-          <w:rFonts w:cs="Arial"/>
-          <w:szCs w:val="24"/>
-        </w:rPr>
-      </w:r>
-    </w:p>
-    <w:p>
-      <w:pPr>
-        <w:pBdr/>
-        <w:spacing w:line="360" w:lineRule="auto"/>
-        <w:ind w:right="0" w:firstLine="349" w:left="360"/>
-        <w:rPr>
-          <w:rFonts w:cs="Arial"/>
-          <w:b/>
-          <w:szCs w:val="24"/>
-        </w:rPr>
-      </w:pPr>
-      <w:r>
-        <w:rPr>
-          <w:rFonts w:eastAsia="Arial" w:cs="Arial"/>
-          <w:b/>
-          <w:szCs w:val="24"/>
-        </w:rPr>
-        <w:br w:type="page" w:clear="all"/>
-      </w:r>
-      <w:r>
-        <w:rPr>
-          <w:rFonts w:cs="Arial"/>
-          <w:b/>
-          <w:szCs w:val="24"/>
-        </w:rPr>
-      </w:r>
-      <w:r>
-        <w:rPr>
-          <w:rFonts w:cs="Arial"/>
-          <w:b/>
-          <w:szCs w:val="24"/>
-        </w:rPr>
-      </w:r>
-    </w:p>
-    <w:p>
-      <w:pPr>
         <w:pStyle w:val="780"/>
         <w:numPr>
           <w:ilvl w:val="0"/>
@@ -10928,7 +10544,8 @@
         </w:rPr>
       </w:pPr>
       <w:r/>
-      <w:bookmarkStart w:id="29" w:name="_Toc239322502"/>
+      <w:bookmarkStart w:id="28" w:name="_Toc239322511"/>
+      <w:r/>
       <w:r>
         <w:rPr>
           <w:b/>
@@ -10938,7 +10555,9 @@
         </w:rPr>
         <w:t xml:space="preserve">CONSIDERAÇÕES FINAIS</w:t>
       </w:r>
-      <w:bookmarkEnd w:id="29"/>
+      <w:r/>
+      <w:bookmarkEnd w:id="28"/>
+      <w:r/>
       <w:r>
         <w:rPr>
           <w:b/>
@@ -10948,15 +10567,6 @@
           <w:szCs w:val="24"/>
         </w:rPr>
       </w:r>
-      <w:r>
-        <w:rPr>
-          <w:b/>
-          <w:bCs/>
-          <w:color w:val="000000" w:themeColor="text1"/>
-          <w:sz w:val="24"/>
-          <w:szCs w:val="24"/>
-        </w:rPr>
-      </w:r>
     </w:p>
     <w:p>
       <w:pPr>
@@ -11300,7 +10910,8 @@
         </w:rPr>
       </w:pPr>
       <w:r/>
-      <w:bookmarkStart w:id="30" w:name="_Toc239322503"/>
+      <w:bookmarkStart w:id="29" w:name="_Toc239322512"/>
+      <w:r/>
       <w:r>
         <w:rPr>
           <w:b/>
@@ -11310,15 +10921,9 @@
         </w:rPr>
         <w:t xml:space="preserve">REFERÊNCIAS</w:t>
       </w:r>
-      <w:bookmarkEnd w:id="30"/>
-      <w:r>
-        <w:rPr>
-          <w:b/>
-          <w:color w:val="000000" w:themeColor="text1"/>
-          <w:sz w:val="24"/>
-          <w:szCs w:val="24"/>
-        </w:rPr>
-      </w:r>
+      <w:r/>
+      <w:bookmarkEnd w:id="29"/>
+      <w:r/>
       <w:r>
         <w:rPr>
           <w:b/>
@@ -12917,6 +12522,7 @@
         <w:rPr>
           <w:sz w:val="22"/>
           <w:szCs w:val="22"/>
+          <w:highlight w:val="none"/>
         </w:rPr>
       </w:r>
       <w:r>
@@ -13036,6 +12642,14 @@
           <w:szCs w:val="22"/>
         </w:rPr>
         <w:t xml:space="preserve"> Recife: 2025</w:t>
+      </w:r>
+      <w:r>
+        <w:rPr>
+          <w:bCs w:val="0"/>
+          <w:i w:val="0"/>
+          <w:sz w:val="22"/>
+          <w:szCs w:val="22"/>
+        </w:rPr>
       </w:r>
       <w:r>
         <w:rPr>
@@ -15769,6 +15383,152 @@
       <w:suff w:val="tab"/>
     </w:lvl>
   </w:abstractNum>
+  <w:abstractNum w:abstractNumId="18">
+    <w:lvl w:ilvl="0">
+      <w:isLgl w:val="false"/>
+      <w:lvlJc w:val="left"/>
+      <w:lvlText w:val="·"/>
+      <w:numFmt w:val="bullet"/>
+      <w:pPr>
+        <w:pBdr/>
+        <w:spacing/>
+        <w:ind w:hanging="360" w:left="709"/>
+      </w:pPr>
+      <w:rPr>
+        <w:rFonts w:hint="default" w:ascii="Symbol" w:hAnsi="Symbol" w:eastAsia="Symbol" w:cs="Symbol"/>
+      </w:rPr>
+      <w:start w:val="1"/>
+      <w:suff w:val="tab"/>
+    </w:lvl>
+    <w:lvl w:ilvl="1">
+      <w:isLgl w:val="false"/>
+      <w:lvlJc w:val="left"/>
+      <w:lvlText w:val="o"/>
+      <w:numFmt w:val="bullet"/>
+      <w:pPr>
+        <w:pBdr/>
+        <w:spacing/>
+        <w:ind w:hanging="360" w:left="1429"/>
+      </w:pPr>
+      <w:rPr>
+        <w:rFonts w:hint="default" w:ascii="Courier New" w:hAnsi="Courier New" w:eastAsia="Courier New" w:cs="Courier New"/>
+      </w:rPr>
+      <w:start w:val="1"/>
+      <w:suff w:val="tab"/>
+    </w:lvl>
+    <w:lvl w:ilvl="2">
+      <w:isLgl w:val="false"/>
+      <w:lvlJc w:val="left"/>
+      <w:lvlText w:val="§"/>
+      <w:numFmt w:val="bullet"/>
+      <w:pPr>
+        <w:pBdr/>
+        <w:spacing/>
+        <w:ind w:hanging="360" w:left="2149"/>
+      </w:pPr>
+      <w:rPr>
+        <w:rFonts w:hint="default" w:ascii="Wingdings" w:hAnsi="Wingdings" w:eastAsia="Wingdings" w:cs="Wingdings"/>
+      </w:rPr>
+      <w:start w:val="1"/>
+      <w:suff w:val="tab"/>
+    </w:lvl>
+    <w:lvl w:ilvl="3">
+      <w:isLgl w:val="false"/>
+      <w:lvlJc w:val="left"/>
+      <w:lvlText w:val="·"/>
+      <w:numFmt w:val="bullet"/>
+      <w:pPr>
+        <w:pBdr/>
+        <w:spacing/>
+        <w:ind w:hanging="360" w:left="2869"/>
+      </w:pPr>
+      <w:rPr>
+        <w:rFonts w:hint="default" w:ascii="Symbol" w:hAnsi="Symbol" w:eastAsia="Symbol" w:cs="Symbol"/>
+      </w:rPr>
+      <w:start w:val="1"/>
+      <w:suff w:val="tab"/>
+    </w:lvl>
+    <w:lvl w:ilvl="4">
+      <w:isLgl w:val="false"/>
+      <w:lvlJc w:val="left"/>
+      <w:lvlText w:val="o"/>
+      <w:numFmt w:val="bullet"/>
+      <w:pPr>
+        <w:pBdr/>
+        <w:spacing/>
+        <w:ind w:hanging="360" w:left="3589"/>
+      </w:pPr>
+      <w:rPr>
+        <w:rFonts w:hint="default" w:ascii="Courier New" w:hAnsi="Courier New" w:eastAsia="Courier New" w:cs="Courier New"/>
+      </w:rPr>
+      <w:start w:val="1"/>
+      <w:suff w:val="tab"/>
+    </w:lvl>
+    <w:lvl w:ilvl="5">
+      <w:isLgl w:val="false"/>
+      <w:lvlJc w:val="left"/>
+      <w:lvlText w:val="§"/>
+      <w:numFmt w:val="bullet"/>
+      <w:pPr>
+        <w:pBdr/>
+        <w:spacing/>
+        <w:ind w:hanging="360" w:left="4309"/>
+      </w:pPr>
+      <w:rPr>
+        <w:rFonts w:hint="default" w:ascii="Wingdings" w:hAnsi="Wingdings" w:eastAsia="Wingdings" w:cs="Wingdings"/>
+      </w:rPr>
+      <w:start w:val="1"/>
+      <w:suff w:val="tab"/>
+    </w:lvl>
+    <w:lvl w:ilvl="6">
+      <w:isLgl w:val="false"/>
+      <w:lvlJc w:val="left"/>
+      <w:lvlText w:val="·"/>
+      <w:numFmt w:val="bullet"/>
+      <w:pPr>
+        <w:pBdr/>
+        <w:spacing/>
+        <w:ind w:hanging="360" w:left="5029"/>
+      </w:pPr>
+      <w:rPr>
+        <w:rFonts w:hint="default" w:ascii="Symbol" w:hAnsi="Symbol" w:eastAsia="Symbol" w:cs="Symbol"/>
+      </w:rPr>
+      <w:start w:val="1"/>
+      <w:suff w:val="tab"/>
+    </w:lvl>
+    <w:lvl w:ilvl="7">
+      <w:isLgl w:val="false"/>
+      <w:lvlJc w:val="left"/>
+      <w:lvlText w:val="o"/>
+      <w:numFmt w:val="bullet"/>
+      <w:pPr>
+        <w:pBdr/>
+        <w:spacing/>
+        <w:ind w:hanging="360" w:left="5749"/>
+      </w:pPr>
+      <w:rPr>
+        <w:rFonts w:hint="default" w:ascii="Courier New" w:hAnsi="Courier New" w:eastAsia="Courier New" w:cs="Courier New"/>
+      </w:rPr>
+      <w:start w:val="1"/>
+      <w:suff w:val="tab"/>
+    </w:lvl>
+    <w:lvl w:ilvl="8">
+      <w:isLgl w:val="false"/>
+      <w:lvlJc w:val="left"/>
+      <w:lvlText w:val="§"/>
+      <w:numFmt w:val="bullet"/>
+      <w:pPr>
+        <w:pBdr/>
+        <w:spacing/>
+        <w:ind w:hanging="360" w:left="6469"/>
+      </w:pPr>
+      <w:rPr>
+        <w:rFonts w:hint="default" w:ascii="Wingdings" w:hAnsi="Wingdings" w:eastAsia="Wingdings" w:cs="Wingdings"/>
+      </w:rPr>
+      <w:start w:val="1"/>
+      <w:suff w:val="tab"/>
+    </w:lvl>
+  </w:abstractNum>
   <w:num w:numId="1">
     <w:abstractNumId w:val="1"/>
   </w:num>
@@ -15822,6 +15582,9 @@
   </w:num>
   <w:num w:numId="18">
     <w:abstractNumId w:val="5"/>
+  </w:num>
+  <w:num w:numId="19">
+    <w:abstractNumId w:val="18"/>
   </w:num>
 </w:numbering>
 </file>
